--- a/Sistem-Kendali-Cerdas/Modul-Word/Modul-7-Membaca-Grafik-Keluaran-dan-Respons.docx
+++ b/Sistem-Kendali-Cerdas/Modul-Word/Modul-7-Membaca-Grafik-Keluaran-dan-Respons.docx
@@ -3068,7 +3068,7 @@
           <w:i w:val="0"/>
           <w:sz w:val="22"/>
         </w:rPr>
-        <w:t xml:space="preserve">Keluaran yang tampak bergetar rapat dengan amplitudo kecil biasanya bukan masalah kestabilan melainkan derau pengukuran yang diperkuat aksi turunan. Membedakan keduanya penting karena penanganannya berlawanan: yang pertama menuntut penurunan penguatan, yang kedua menuntut penapisan.</w:t>
+        <w:t xml:space="preserve">Keluaran yang tampak bergetar rapat dengan amplitudo kecil biasanya bukan masalah kestabilan melainkan derau pengukuran yang diperkuat aksi turunan. Membedakan keduanya penting karena penanganannya berlawanan: yang pertama menuntut penurunan penguatan, yang kedua menuntut pemfilteran.</w:t>
       </w:r>
     </w:p>
     <w:p>
@@ -3160,7 +3160,7 @@
           <w:i w:val="0"/>
           <w:sz w:val="22"/>
         </w:rPr>
-        <w:t xml:space="preserve">Struktur dua derajat kebebasan memungkinkan keduanya disetel terpisah. Jalur umpan balik disetel untuk penolakan gangguan dan kestabilan, sementara jalur setpoint diberi penapis atau bobot tersendiri untuk membentuk respons pengikutan tanpa mengubah sifat loop.</w:t>
+        <w:t xml:space="preserve">Struktur dua derajat kebebasan memungkinkan keduanya disetel terpisah. Jalur umpan balik disetel untuk penolakan gangguan dan kestabilan, sementara jalur setpoint diberi filter atau bobot tersendiri untuk membentuk respons pengikutan tanpa mengubah sifat loop.</w:t>
       </w:r>
     </w:p>
     <w:p>
@@ -3493,7 +3493,7 @@
           <w:i w:val="0"/>
           <w:sz w:val="22"/>
         </w:rPr>
-        <w:t xml:space="preserve">Getaran rapat pada sinyal kendali menandakan derau yang diperkuat, umumnya oleh aksi turunan. Yang penting diperhatikan, getaran ini kerap tidak tampak sama sekali pada grafik keluaran proses karena plant menapisnya, padahal actuator sudah bekerja terus-menerus dan aus lebih cepat.</w:t>
+        <w:t xml:space="preserve">Getaran rapat pada sinyal kendali menandakan derau yang diperkuat, umumnya oleh aksi turunan. Yang penting diperhatikan, getaran ini kerap tidak tampak sama sekali pada grafik keluaran proses karena plant memfilternya, padahal actuator sudah bekerja terus-menerus dan aus lebih cepat.</w:t>
       </w:r>
     </w:p>
     <w:p>
@@ -3673,22 +3673,22 @@
           <w:color w:val="444444"/>
           <w:sz w:val="20"/>
         </w:rPr>
-        <w:t xml:space="preserve">Gambar 4. Pencuplikan yang terlalu jarang memunculkan osilasi lambat yang sebenarnya tidak ada.</w:t>
-      </w:r>
-    </w:p>
-    <w:p>
-      <w:pPr>
-        <w:spacing w:line="360" w:lineRule="auto" w:after="120"/>
-        <w:jc w:val="both"/>
-      </w:pPr>
-      <w:r>
-        <w:rPr>
-          <w:rFonts w:ascii="Arial" w:hAnsi="Arial" w:cs="Arial"/>
-          <w:b w:val="0"/>
-          <w:i w:val="0"/>
-          <w:sz w:val="22"/>
-        </w:rPr>
-        <w:t xml:space="preserve">Gambar 4 menjelaskan mengapa laju perekaman perlu diperiksa sebelum grafik ditafsirkan: pola lambat pada gambar itu murni akibat pencuplikan, bukan perilaku prosesnya.</w:t>
+        <w:t xml:space="preserve">Gambar 4. Sampling yang terlalu jarang memunculkan osilasi lambat yang sebenarnya tidak ada.</w:t>
+      </w:r>
+    </w:p>
+    <w:p>
+      <w:pPr>
+        <w:spacing w:line="360" w:lineRule="auto" w:after="120"/>
+        <w:jc w:val="both"/>
+      </w:pPr>
+      <w:r>
+        <w:rPr>
+          <w:rFonts w:ascii="Arial" w:hAnsi="Arial" w:cs="Arial"/>
+          <w:b w:val="0"/>
+          <w:i w:val="0"/>
+          <w:sz w:val="22"/>
+        </w:rPr>
+        <w:t xml:space="preserve">Gambar 4 menjelaskan mengapa laju perekaman perlu diperiksa sebelum grafik ditafsirkan: pola lambat pada gambar itu murni akibat sampling, bukan perilaku prosesnya.</w:t>
       </w:r>
     </w:p>
     <w:p>
@@ -4506,7 +4506,7 @@
           <w:i w:val="0"/>
           <w:sz w:val="22"/>
         </w:rPr>
-        <w:t xml:space="preserve">•  Mengira semua getaran adalah ketidakstabilan — Getaran rapat beramplitudo kecil biasanya derau yang diperkuat aksi turunan; penanganannya penapisan, bukan penurunan penguatan.</w:t>
+        <w:t xml:space="preserve">•  Mengira semua getaran adalah ketidakstabilan — Getaran rapat beramplitudo kecil biasanya derau yang diperkuat aksi turunan; penanganannya pemfilteran, bukan penurunan penguatan.</w:t>
       </w:r>
     </w:p>
     <w:p>

--- a/Sistem-Kendali-Cerdas/Modul-Word/Modul-7-Membaca-Grafik-Keluaran-dan-Respons.docx
+++ b/Sistem-Kendali-Cerdas/Modul-Word/Modul-7-Membaca-Grafik-Keluaran-dan-Respons.docx
@@ -1379,7 +1379,7 @@
                                 <w:szCs w:val="20"/>
                                 <w:lang w:val="en-US"/>
                               </w:rPr>
-                              <w:t>myclass.mercubuana.ac.id</w:t>
+                              <w:t xml:space="preserve">myclass.mercubuana.ac·id</w:t>
                             </w:r>
                           </w:p>
                         </w:txbxContent>
@@ -1426,7 +1426,7 @@
                           <w:szCs w:val="20"/>
                           <w:lang w:val="en-US"/>
                         </w:rPr>
-                        <w:t>myclass.mercubuana.ac.id</w:t>
+                        <w:t xml:space="preserve">myclass.mercubuana.ac·id</w:t>
                       </w:r>
                     </w:p>
                   </w:txbxContent>
@@ -2512,7 +2512,7 @@
                                 <w:sz w:val="20"/>
                                 <w:szCs w:val="20"/>
                               </w:rPr>
-                              <w:t>www.mercubuana.ac.id</w:t>
+                              <w:t xml:space="preserve">www.mercubuana.ac·id</w:t>
                             </w:r>
                           </w:p>
                         </w:txbxContent>
@@ -2558,7 +2558,7 @@
                           <w:sz w:val="20"/>
                           <w:szCs w:val="20"/>
                         </w:rPr>
-                        <w:t>www.mercubuana.ac.id</w:t>
+                        <w:t xml:space="preserve">www.mercubuana.ac·id</w:t>
                       </w:r>
                     </w:p>
                   </w:txbxContent>
@@ -2627,6 +2627,15 @@
           <w:sz w:val="22"/>
         </w:rPr>
         <w:t xml:space="preserve">Grafik respons adalah sidik jari kinerja controller. Engineer tidak cukup menyebut kurva 'bagus'; ia harus mengukur metrik transien dan tunak, mengenali noise atau saturasi, serta menghubungkan bentuk kurva dengan parameter sistem.</w:t>
+      </w:r>
+      <w:r>
+        <w:rPr>
+          <w:rFonts w:ascii="Arial" w:hAnsi="Arial" w:cs="Arial"/>
+          <w:b w:val="0"/>
+          <w:i w:val="0"/>
+          <w:sz w:val="22"/>
+        </w:rPr>
+        <w:t xml:space="preserve"> Gambar 1 mengilustrasikan gagasan ini.</w:t>
       </w:r>
     </w:p>
     <w:p>
@@ -2828,7 +2837,7 @@
           <w:color w:val="305496"/>
           <w:sz w:val="22"/>
         </w:rPr>
-        <w:t xml:space="preserve">urutan baca: nilai akhir -&gt; kecepatan -&gt; osilasi -&gt; sinyal kendali</w:t>
+        <w:t xml:space="preserve">urutan baca: nilai akhir → kecepatan → osilasi → sinyal kendali</w:t>
       </w:r>
     </w:p>
     <w:p>
@@ -2906,6 +2915,15 @@
         </w:rPr>
         <w:t xml:space="preserve">Perkiraan semacam ini sengaja bersifat kasar dan justru berguna karena kekasarannya. Ia memberi angka awal yang masuk akal untuk memulai penyetelan, dan lebih penting lagi memberi dasar untuk menilai apakah hasil identifikasi yang lebih rumit masuk akal atau tidak.</w:t>
       </w:r>
+      <w:r>
+        <w:rPr>
+          <w:rFonts w:ascii="Arial" w:hAnsi="Arial" w:cs="Arial"/>
+          <w:b w:val="0"/>
+          <w:i w:val="0"/>
+          <w:sz w:val="22"/>
+        </w:rPr>
+        <w:t xml:space="preserve"> Hubungan ini dirangkum dalam Persamaan (1).</w:t>
+      </w:r>
     </w:p>
     <w:p>
       <w:pPr>
@@ -2920,7 +2938,69 @@
           <w:color w:val="305496"/>
           <w:sz w:val="22"/>
         </w:rPr>
-        <w:t xml:space="preserve">z dari M_p   |   wd = 2*pi/periode   |   wn = wd/sqrt(1-z^2)</w:t>
+        <w:t xml:space="preserve">z dari </w:t>
+      </w:r>
+      <w:r>
+        <w:rPr>
+          <w:rFonts w:ascii="Arial" w:hAnsi="Arial" w:cs="Arial"/>
+          <w:b/>
+          <w:i/>
+          <w:color w:val="305496"/>
+          <w:sz w:val="22"/>
+        </w:rPr>
+        <w:t xml:space="preserve">M</w:t>
+      </w:r>
+      <w:r>
+        <w:rPr>
+          <w:rFonts w:ascii="Arial" w:hAnsi="Arial" w:cs="Arial"/>
+          <w:b/>
+          <w:i/>
+          <w:color w:val="305496"/>
+          <w:sz w:val="22"/>
+          <w:vertAlign w:val="subscript"/>
+        </w:rPr>
+        <w:t xml:space="preserve">p</w:t>
+      </w:r>
+      <w:r>
+        <w:rPr>
+          <w:rFonts w:ascii="Arial" w:hAnsi="Arial" w:cs="Arial"/>
+          <w:b/>
+          <w:i/>
+          <w:color w:val="305496"/>
+          <w:sz w:val="22"/>
+        </w:rPr>
+        <w:t xml:space="preserve">   |   wd = 2·π/periode   |   wn = wd/√(1-z</w:t>
+      </w:r>
+      <w:r>
+        <w:rPr>
+          <w:rFonts w:ascii="Arial" w:hAnsi="Arial" w:cs="Arial"/>
+          <w:b/>
+          <w:i/>
+          <w:color w:val="305496"/>
+          <w:sz w:val="22"/>
+          <w:vertAlign w:val="superscript"/>
+        </w:rPr>
+        <w:t xml:space="preserve">2</w:t>
+      </w:r>
+      <w:r>
+        <w:rPr>
+          <w:rFonts w:ascii="Arial" w:hAnsi="Arial" w:cs="Arial"/>
+          <w:b/>
+          <w:i/>
+          <w:color w:val="305496"/>
+          <w:sz w:val="22"/>
+        </w:rPr>
+        <w:t xml:space="preserve">)</w:t>
+      </w:r>
+      <w:r>
+        <w:rPr>
+          <w:rFonts w:ascii="Arial" w:hAnsi="Arial" w:cs="Arial"/>
+          <w:b/>
+          <w:i/>
+          <w:color w:val="305496"/>
+          <w:sz w:val="22"/>
+        </w:rPr>
+        <w:t xml:space="preserve">   (1)</w:t>
       </w:r>
     </w:p>
     <w:p>
@@ -3162,6 +3242,15 @@
         </w:rPr>
         <w:t xml:space="preserve">Struktur dua derajat kebebasan memungkinkan keduanya disetel terpisah. Jalur umpan balik disetel untuk penolakan gangguan dan kestabilan, sementara jalur setpoint diberi filter atau bobot tersendiri untuk membentuk respons pengikutan tanpa mengubah sifat loop.</w:t>
       </w:r>
+      <w:r>
+        <w:rPr>
+          <w:rFonts w:ascii="Arial" w:hAnsi="Arial" w:cs="Arial"/>
+          <w:b w:val="0"/>
+          <w:i w:val="0"/>
+          <w:sz w:val="22"/>
+        </w:rPr>
+        <w:t xml:space="preserve"> Bentuk ringkasnya dituliskan pada Persamaan (2).</w:t>
+      </w:r>
     </w:p>
     <w:p>
       <w:pPr>
@@ -3176,7 +3265,79 @@
           <w:color w:val="305496"/>
           <w:sz w:val="22"/>
         </w:rPr>
-        <w:t xml:space="preserve">T_r = G*C/(1+G*C*H)   |   T_d = G/(1+G*C*H)   |   penyebut sama, pembilang berbeda</w:t>
+        <w:t xml:space="preserve"/>
+      </w:r>
+      <w:r>
+        <w:rPr>
+          <w:rFonts w:ascii="Arial" w:hAnsi="Arial" w:cs="Arial"/>
+          <w:b/>
+          <w:i/>
+          <w:color w:val="305496"/>
+          <w:sz w:val="22"/>
+        </w:rPr>
+        <w:t xml:space="preserve">T</w:t>
+      </w:r>
+      <w:r>
+        <w:rPr>
+          <w:rFonts w:ascii="Arial" w:hAnsi="Arial" w:cs="Arial"/>
+          <w:b/>
+          <w:i/>
+          <w:color w:val="305496"/>
+          <w:sz w:val="22"/>
+          <w:vertAlign w:val="subscript"/>
+        </w:rPr>
+        <w:t xml:space="preserve">r</w:t>
+      </w:r>
+      <w:r>
+        <w:rPr>
+          <w:rFonts w:ascii="Arial" w:hAnsi="Arial" w:cs="Arial"/>
+          <w:b/>
+          <w:i/>
+          <w:color w:val="305496"/>
+          <w:sz w:val="22"/>
+        </w:rPr>
+        <w:t xml:space="preserve"> = G·C/(1+G·C·H)   |   </w:t>
+      </w:r>
+      <w:r>
+        <w:rPr>
+          <w:rFonts w:ascii="Arial" w:hAnsi="Arial" w:cs="Arial"/>
+          <w:b/>
+          <w:i/>
+          <w:color w:val="305496"/>
+          <w:sz w:val="22"/>
+        </w:rPr>
+        <w:t xml:space="preserve">T</w:t>
+      </w:r>
+      <w:r>
+        <w:rPr>
+          <w:rFonts w:ascii="Arial" w:hAnsi="Arial" w:cs="Arial"/>
+          <w:b/>
+          <w:i/>
+          <w:color w:val="305496"/>
+          <w:sz w:val="22"/>
+          <w:vertAlign w:val="subscript"/>
+        </w:rPr>
+        <w:t xml:space="preserve">d</w:t>
+      </w:r>
+      <w:r>
+        <w:rPr>
+          <w:rFonts w:ascii="Arial" w:hAnsi="Arial" w:cs="Arial"/>
+          <w:b/>
+          <w:i/>
+          <w:color w:val="305496"/>
+          <w:sz w:val="22"/>
+        </w:rPr>
+        <w:t xml:space="preserve"> = G/(1+G·C·H)   |   penyebut sama, pembilang berbeda</w:t>
+      </w:r>
+      <w:r>
+        <w:rPr>
+          <w:rFonts w:ascii="Arial" w:hAnsi="Arial" w:cs="Arial"/>
+          <w:b/>
+          <w:i/>
+          <w:color w:val="305496"/>
+          <w:sz w:val="22"/>
+        </w:rPr>
+        <w:t xml:space="preserve">   (2)</w:t>
       </w:r>
     </w:p>
     <w:p>
@@ -3616,7 +3777,7 @@
           <w:color w:val="305496"/>
           <w:sz w:val="22"/>
         </w:rPr>
-        <w:t xml:space="preserve">ringkas harian: sigma error, rata-rata dan sigma u, jumlah kejadian mentok</w:t>
+        <w:t xml:space="preserve">ringkas harian: σ error, rata-rata dan σ u, jumlah kejadian mentok</w:t>
       </w:r>
     </w:p>
     <w:p>
@@ -3820,6 +3981,15 @@
         </w:rPr>
         <w:t xml:space="preserve">Penurunan berikut menunjukkan cara memperoleh parameter sistem langsung dari grafik respons step, tanpa mengetahui model sebelumnya.</w:t>
       </w:r>
+      <w:r>
+        <w:rPr>
+          <w:rFonts w:ascii="Arial" w:hAnsi="Arial" w:cs="Arial"/>
+          <w:b w:val="0"/>
+          <w:i w:val="0"/>
+          <w:sz w:val="22"/>
+        </w:rPr>
+        <w:t xml:space="preserve"> Persamaan (3) memadatkan aturan tersebut.</w:t>
+      </w:r>
     </w:p>
     <w:p>
       <w:pPr>
@@ -3849,22 +4019,81 @@
           <w:color w:val="305496"/>
           <w:sz w:val="22"/>
         </w:rPr>
-        <w:t xml:space="preserve">y(t) = 1 - exp(-z*wn*t)*(cos(wd*t) + (z/sqrt(1-z^2))*sin(wd*t))</w:t>
-      </w:r>
-    </w:p>
-    <w:p>
-      <w:pPr>
-        <w:spacing w:line="360" w:lineRule="auto" w:after="120"/>
-        <w:jc w:val="both"/>
-      </w:pPr>
-      <w:r>
-        <w:rPr>
-          <w:rFonts w:ascii="Arial" w:hAnsi="Arial" w:cs="Arial"/>
-          <w:b w:val="0"/>
-          <w:i w:val="0"/>
-          <w:sz w:val="22"/>
-        </w:rPr>
-        <w:t xml:space="preserve">Bentuk baku dengan wd = wn*sqrt(1-z^2).</w:t>
+        <w:t xml:space="preserve">y(t) = 1 - exp(-z·wn·t)·(cos(wd·t) + (z/√(1-z</w:t>
+      </w:r>
+      <w:r>
+        <w:rPr>
+          <w:rFonts w:ascii="Arial" w:hAnsi="Arial" w:cs="Arial"/>
+          <w:b/>
+          <w:i/>
+          <w:color w:val="305496"/>
+          <w:sz w:val="22"/>
+          <w:vertAlign w:val="superscript"/>
+        </w:rPr>
+        <w:t xml:space="preserve">2</w:t>
+      </w:r>
+      <w:r>
+        <w:rPr>
+          <w:rFonts w:ascii="Arial" w:hAnsi="Arial" w:cs="Arial"/>
+          <w:b/>
+          <w:i/>
+          <w:color w:val="305496"/>
+          <w:sz w:val="22"/>
+        </w:rPr>
+        <w:t xml:space="preserve">))·sin(wd·t))</w:t>
+      </w:r>
+      <w:r>
+        <w:rPr>
+          <w:rFonts w:ascii="Arial" w:hAnsi="Arial" w:cs="Arial"/>
+          <w:b/>
+          <w:i/>
+          <w:color w:val="305496"/>
+          <w:sz w:val="22"/>
+        </w:rPr>
+        <w:t xml:space="preserve">   (3)</w:t>
+      </w:r>
+    </w:p>
+    <w:p>
+      <w:pPr>
+        <w:spacing w:line="360" w:lineRule="auto" w:after="120"/>
+        <w:jc w:val="both"/>
+      </w:pPr>
+      <w:r>
+        <w:rPr>
+          <w:rFonts w:ascii="Arial" w:hAnsi="Arial" w:cs="Arial"/>
+          <w:b w:val="0"/>
+          <w:i w:val="0"/>
+          <w:sz w:val="22"/>
+        </w:rPr>
+        <w:t xml:space="preserve">Bentuk baku dengan wd = wn·√(1-z</w:t>
+      </w:r>
+      <w:r>
+        <w:rPr>
+          <w:rFonts w:ascii="Arial" w:hAnsi="Arial" w:cs="Arial"/>
+          <w:b w:val="0"/>
+          <w:i w:val="0"/>
+          <w:sz w:val="22"/>
+          <w:vertAlign w:val="superscript"/>
+        </w:rPr>
+        <w:t xml:space="preserve">2</w:t>
+      </w:r>
+      <w:r>
+        <w:rPr>
+          <w:rFonts w:ascii="Arial" w:hAnsi="Arial" w:cs="Arial"/>
+          <w:b w:val="0"/>
+          <w:i w:val="0"/>
+          <w:sz w:val="22"/>
+        </w:rPr>
+        <w:t xml:space="preserve">).</w:t>
+      </w:r>
+      <w:r>
+        <w:rPr>
+          <w:rFonts w:ascii="Arial" w:hAnsi="Arial" w:cs="Arial"/>
+          <w:b w:val="0"/>
+          <w:i w:val="0"/>
+          <w:sz w:val="22"/>
+        </w:rPr>
+        <w:t xml:space="preserve"> Rangkuman kuantitatifnya tertulis pada Persamaan (4).</w:t>
       </w:r>
     </w:p>
     <w:p>
@@ -3895,7 +4124,48 @@
           <w:color w:val="305496"/>
           <w:sz w:val="22"/>
         </w:rPr>
-        <w:t xml:space="preserve">dy/dt = 0 pada t_p = pi/wd</w:t>
+        <w:t xml:space="preserve">dy/dt = 0 pada </w:t>
+      </w:r>
+      <w:r>
+        <w:rPr>
+          <w:rFonts w:ascii="Arial" w:hAnsi="Arial" w:cs="Arial"/>
+          <w:b/>
+          <w:i/>
+          <w:color w:val="305496"/>
+          <w:sz w:val="22"/>
+        </w:rPr>
+        <w:t xml:space="preserve">t</w:t>
+      </w:r>
+      <w:r>
+        <w:rPr>
+          <w:rFonts w:ascii="Arial" w:hAnsi="Arial" w:cs="Arial"/>
+          <w:b/>
+          <w:i/>
+          <w:color w:val="305496"/>
+          <w:sz w:val="22"/>
+          <w:vertAlign w:val="subscript"/>
+        </w:rPr>
+        <w:t xml:space="preserve">p</w:t>
+      </w:r>
+      <w:r>
+        <w:rPr>
+          <w:rFonts w:ascii="Arial" w:hAnsi="Arial" w:cs="Arial"/>
+          <w:b/>
+          <w:i/>
+          <w:color w:val="305496"/>
+          <w:sz w:val="22"/>
+        </w:rPr>
+        <w:t xml:space="preserve"> = π/wd</w:t>
+      </w:r>
+      <w:r>
+        <w:rPr>
+          <w:rFonts w:ascii="Arial" w:hAnsi="Arial" w:cs="Arial"/>
+          <w:b/>
+          <w:i/>
+          <w:color w:val="305496"/>
+          <w:sz w:val="22"/>
+        </w:rPr>
+        <w:t xml:space="preserve">   (4)</w:t>
       </w:r>
     </w:p>
     <w:p>
@@ -3911,6 +4181,15 @@
           <w:sz w:val="22"/>
         </w:rPr>
         <w:t xml:space="preserve">Turunan bernilai nol pertama kali setelah t = 0 pada setengah periode teredam.</w:t>
+      </w:r>
+      <w:r>
+        <w:rPr>
+          <w:rFonts w:ascii="Arial" w:hAnsi="Arial" w:cs="Arial"/>
+          <w:b w:val="0"/>
+          <w:i w:val="0"/>
+          <w:sz w:val="22"/>
+        </w:rPr>
+        <w:t xml:space="preserve"> Hubungan ini dirangkum dalam Persamaan (5).</w:t>
       </w:r>
     </w:p>
     <w:p>
@@ -3941,22 +4220,121 @@
           <w:color w:val="305496"/>
           <w:sz w:val="22"/>
         </w:rPr>
-        <w:t xml:space="preserve">y(t_p) = 1 + exp(-z*pi/sqrt(1-z^2))</w:t>
-      </w:r>
-    </w:p>
-    <w:p>
-      <w:pPr>
-        <w:spacing w:line="360" w:lineRule="auto" w:after="120"/>
-        <w:jc w:val="both"/>
-      </w:pPr>
-      <w:r>
-        <w:rPr>
-          <w:rFonts w:ascii="Arial" w:hAnsi="Arial" w:cs="Arial"/>
-          <w:b w:val="0"/>
-          <w:i w:val="0"/>
-          <w:sz w:val="22"/>
-        </w:rPr>
-        <w:t xml:space="preserve">Substitusi t_p ke persamaan respons.</w:t>
+        <w:t xml:space="preserve">y(</w:t>
+      </w:r>
+      <w:r>
+        <w:rPr>
+          <w:rFonts w:ascii="Arial" w:hAnsi="Arial" w:cs="Arial"/>
+          <w:b/>
+          <w:i/>
+          <w:color w:val="305496"/>
+          <w:sz w:val="22"/>
+        </w:rPr>
+        <w:t xml:space="preserve">t</w:t>
+      </w:r>
+      <w:r>
+        <w:rPr>
+          <w:rFonts w:ascii="Arial" w:hAnsi="Arial" w:cs="Arial"/>
+          <w:b/>
+          <w:i/>
+          <w:color w:val="305496"/>
+          <w:sz w:val="22"/>
+          <w:vertAlign w:val="subscript"/>
+        </w:rPr>
+        <w:t xml:space="preserve">p</w:t>
+      </w:r>
+      <w:r>
+        <w:rPr>
+          <w:rFonts w:ascii="Arial" w:hAnsi="Arial" w:cs="Arial"/>
+          <w:b/>
+          <w:i/>
+          <w:color w:val="305496"/>
+          <w:sz w:val="22"/>
+        </w:rPr>
+        <w:t xml:space="preserve">) = 1 + exp(-z·π/√(1-z</w:t>
+      </w:r>
+      <w:r>
+        <w:rPr>
+          <w:rFonts w:ascii="Arial" w:hAnsi="Arial" w:cs="Arial"/>
+          <w:b/>
+          <w:i/>
+          <w:color w:val="305496"/>
+          <w:sz w:val="22"/>
+          <w:vertAlign w:val="superscript"/>
+        </w:rPr>
+        <w:t xml:space="preserve">2</w:t>
+      </w:r>
+      <w:r>
+        <w:rPr>
+          <w:rFonts w:ascii="Arial" w:hAnsi="Arial" w:cs="Arial"/>
+          <w:b/>
+          <w:i/>
+          <w:color w:val="305496"/>
+          <w:sz w:val="22"/>
+        </w:rPr>
+        <w:t xml:space="preserve">))</w:t>
+      </w:r>
+      <w:r>
+        <w:rPr>
+          <w:rFonts w:ascii="Arial" w:hAnsi="Arial" w:cs="Arial"/>
+          <w:b/>
+          <w:i/>
+          <w:color w:val="305496"/>
+          <w:sz w:val="22"/>
+        </w:rPr>
+        <w:t xml:space="preserve">   (5)</w:t>
+      </w:r>
+    </w:p>
+    <w:p>
+      <w:pPr>
+        <w:spacing w:line="360" w:lineRule="auto" w:after="120"/>
+        <w:jc w:val="both"/>
+      </w:pPr>
+      <w:r>
+        <w:rPr>
+          <w:rFonts w:ascii="Arial" w:hAnsi="Arial" w:cs="Arial"/>
+          <w:b w:val="0"/>
+          <w:i w:val="0"/>
+          <w:sz w:val="22"/>
+        </w:rPr>
+        <w:t xml:space="preserve">Substitusi </w:t>
+      </w:r>
+      <w:r>
+        <w:rPr>
+          <w:rFonts w:ascii="Arial" w:hAnsi="Arial" w:cs="Arial"/>
+          <w:b w:val="0"/>
+          <w:i w:val="0"/>
+          <w:sz w:val="22"/>
+        </w:rPr>
+        <w:t xml:space="preserve">t</w:t>
+      </w:r>
+      <w:r>
+        <w:rPr>
+          <w:rFonts w:ascii="Arial" w:hAnsi="Arial" w:cs="Arial"/>
+          <w:b w:val="0"/>
+          <w:i w:val="0"/>
+          <w:sz w:val="22"/>
+          <w:vertAlign w:val="subscript"/>
+        </w:rPr>
+        <w:t xml:space="preserve">p</w:t>
+      </w:r>
+      <w:r>
+        <w:rPr>
+          <w:rFonts w:ascii="Arial" w:hAnsi="Arial" w:cs="Arial"/>
+          <w:b w:val="0"/>
+          <w:i w:val="0"/>
+          <w:sz w:val="22"/>
+        </w:rPr>
+        <w:t xml:space="preserve"> ke persamaan respons.</w:t>
+      </w:r>
+      <w:r>
+        <w:rPr>
+          <w:rFonts w:ascii="Arial" w:hAnsi="Arial" w:cs="Arial"/>
+          <w:b w:val="0"/>
+          <w:i w:val="0"/>
+          <w:sz w:val="22"/>
+        </w:rPr>
+        <w:t xml:space="preserve"> Bentuk ringkasnya dituliskan pada Persamaan (6).</w:t>
       </w:r>
     </w:p>
     <w:p>
@@ -3987,7 +4365,69 @@
           <w:color w:val="305496"/>
           <w:sz w:val="22"/>
         </w:rPr>
-        <w:t xml:space="preserve">M_p = exp(-z*pi/sqrt(1-z^2))</w:t>
+        <w:t xml:space="preserve"/>
+      </w:r>
+      <w:r>
+        <w:rPr>
+          <w:rFonts w:ascii="Arial" w:hAnsi="Arial" w:cs="Arial"/>
+          <w:b/>
+          <w:i/>
+          <w:color w:val="305496"/>
+          <w:sz w:val="22"/>
+        </w:rPr>
+        <w:t xml:space="preserve">M</w:t>
+      </w:r>
+      <w:r>
+        <w:rPr>
+          <w:rFonts w:ascii="Arial" w:hAnsi="Arial" w:cs="Arial"/>
+          <w:b/>
+          <w:i/>
+          <w:color w:val="305496"/>
+          <w:sz w:val="22"/>
+          <w:vertAlign w:val="subscript"/>
+        </w:rPr>
+        <w:t xml:space="preserve">p</w:t>
+      </w:r>
+      <w:r>
+        <w:rPr>
+          <w:rFonts w:ascii="Arial" w:hAnsi="Arial" w:cs="Arial"/>
+          <w:b/>
+          <w:i/>
+          <w:color w:val="305496"/>
+          <w:sz w:val="22"/>
+        </w:rPr>
+        <w:t xml:space="preserve"> = exp(-z·π/√(1-z</w:t>
+      </w:r>
+      <w:r>
+        <w:rPr>
+          <w:rFonts w:ascii="Arial" w:hAnsi="Arial" w:cs="Arial"/>
+          <w:b/>
+          <w:i/>
+          <w:color w:val="305496"/>
+          <w:sz w:val="22"/>
+          <w:vertAlign w:val="superscript"/>
+        </w:rPr>
+        <w:t xml:space="preserve">2</w:t>
+      </w:r>
+      <w:r>
+        <w:rPr>
+          <w:rFonts w:ascii="Arial" w:hAnsi="Arial" w:cs="Arial"/>
+          <w:b/>
+          <w:i/>
+          <w:color w:val="305496"/>
+          <w:sz w:val="22"/>
+        </w:rPr>
+        <w:t xml:space="preserve">))</w:t>
+      </w:r>
+      <w:r>
+        <w:rPr>
+          <w:rFonts w:ascii="Arial" w:hAnsi="Arial" w:cs="Arial"/>
+          <w:b/>
+          <w:i/>
+          <w:color w:val="305496"/>
+          <w:sz w:val="22"/>
+        </w:rPr>
+        <w:t xml:space="preserve">   (6)</w:t>
       </w:r>
     </w:p>
     <w:p>
@@ -4003,6 +4443,15 @@
           <w:sz w:val="22"/>
         </w:rPr>
         <w:t xml:space="preserve">Selisih puncak terhadap nilai akhir, dinyatakan relatif.</w:t>
+      </w:r>
+      <w:r>
+        <w:rPr>
+          <w:rFonts w:ascii="Arial" w:hAnsi="Arial" w:cs="Arial"/>
+          <w:b w:val="0"/>
+          <w:i w:val="0"/>
+          <w:sz w:val="22"/>
+        </w:rPr>
+        <w:t xml:space="preserve"> Persamaan (7) memadatkan aturan tersebut.</w:t>
       </w:r>
     </w:p>
     <w:p>
@@ -4033,7 +4482,121 @@
           <w:color w:val="305496"/>
           <w:sz w:val="22"/>
         </w:rPr>
-        <w:t xml:space="preserve">z = -ln(M_p)/sqrt(pi^2 + ln(M_p)^2)</w:t>
+        <w:t xml:space="preserve">z = -ln(</w:t>
+      </w:r>
+      <w:r>
+        <w:rPr>
+          <w:rFonts w:ascii="Arial" w:hAnsi="Arial" w:cs="Arial"/>
+          <w:b/>
+          <w:i/>
+          <w:color w:val="305496"/>
+          <w:sz w:val="22"/>
+        </w:rPr>
+        <w:t xml:space="preserve">M</w:t>
+      </w:r>
+      <w:r>
+        <w:rPr>
+          <w:rFonts w:ascii="Arial" w:hAnsi="Arial" w:cs="Arial"/>
+          <w:b/>
+          <w:i/>
+          <w:color w:val="305496"/>
+          <w:sz w:val="22"/>
+          <w:vertAlign w:val="subscript"/>
+        </w:rPr>
+        <w:t xml:space="preserve">p</w:t>
+      </w:r>
+      <w:r>
+        <w:rPr>
+          <w:rFonts w:ascii="Arial" w:hAnsi="Arial" w:cs="Arial"/>
+          <w:b/>
+          <w:i/>
+          <w:color w:val="305496"/>
+          <w:sz w:val="22"/>
+        </w:rPr>
+        <w:t xml:space="preserve">)/√(π</w:t>
+      </w:r>
+      <w:r>
+        <w:rPr>
+          <w:rFonts w:ascii="Arial" w:hAnsi="Arial" w:cs="Arial"/>
+          <w:b/>
+          <w:i/>
+          <w:color w:val="305496"/>
+          <w:sz w:val="22"/>
+          <w:vertAlign w:val="superscript"/>
+        </w:rPr>
+        <w:t xml:space="preserve">2</w:t>
+      </w:r>
+      <w:r>
+        <w:rPr>
+          <w:rFonts w:ascii="Arial" w:hAnsi="Arial" w:cs="Arial"/>
+          <w:b/>
+          <w:i/>
+          <w:color w:val="305496"/>
+          <w:sz w:val="22"/>
+        </w:rPr>
+        <w:t xml:space="preserve"> + ln(</w:t>
+      </w:r>
+      <w:r>
+        <w:rPr>
+          <w:rFonts w:ascii="Arial" w:hAnsi="Arial" w:cs="Arial"/>
+          <w:b/>
+          <w:i/>
+          <w:color w:val="305496"/>
+          <w:sz w:val="22"/>
+        </w:rPr>
+        <w:t xml:space="preserve">M</w:t>
+      </w:r>
+      <w:r>
+        <w:rPr>
+          <w:rFonts w:ascii="Arial" w:hAnsi="Arial" w:cs="Arial"/>
+          <w:b/>
+          <w:i/>
+          <w:color w:val="305496"/>
+          <w:sz w:val="22"/>
+          <w:vertAlign w:val="subscript"/>
+        </w:rPr>
+        <w:t xml:space="preserve">p</w:t>
+      </w:r>
+      <w:r>
+        <w:rPr>
+          <w:rFonts w:ascii="Arial" w:hAnsi="Arial" w:cs="Arial"/>
+          <w:b/>
+          <w:i/>
+          <w:color w:val="305496"/>
+          <w:sz w:val="22"/>
+        </w:rPr>
+        <w:t xml:space="preserve">)</w:t>
+      </w:r>
+      <w:r>
+        <w:rPr>
+          <w:rFonts w:ascii="Arial" w:hAnsi="Arial" w:cs="Arial"/>
+          <w:b/>
+          <w:i/>
+          <w:color w:val="305496"/>
+          <w:sz w:val="22"/>
+          <w:vertAlign w:val="superscript"/>
+        </w:rPr>
+        <w:t xml:space="preserve">2</w:t>
+      </w:r>
+      <w:r>
+        <w:rPr>
+          <w:rFonts w:ascii="Arial" w:hAnsi="Arial" w:cs="Arial"/>
+          <w:b/>
+          <w:i/>
+          <w:color w:val="305496"/>
+          <w:sz w:val="22"/>
+        </w:rPr>
+        <w:t xml:space="preserve">)</w:t>
+      </w:r>
+      <w:r>
+        <w:rPr>
+          <w:rFonts w:ascii="Arial" w:hAnsi="Arial" w:cs="Arial"/>
+          <w:b/>
+          <w:i/>
+          <w:color w:val="305496"/>
+          <w:sz w:val="22"/>
+        </w:rPr>
+        <w:t xml:space="preserve">   (7)</w:t>
       </w:r>
     </w:p>
     <w:p>
@@ -4049,6 +4612,15 @@
           <w:sz w:val="22"/>
         </w:rPr>
         <w:t xml:space="preserve">Overshoot terukur langsung memberi rasio redaman.</w:t>
+      </w:r>
+      <w:r>
+        <w:rPr>
+          <w:rFonts w:ascii="Arial" w:hAnsi="Arial" w:cs="Arial"/>
+          <w:b w:val="0"/>
+          <w:i w:val="0"/>
+          <w:sz w:val="22"/>
+        </w:rPr>
+        <w:t xml:space="preserve"> Rangkuman kuantitatifnya tertulis pada Persamaan (8).</w:t>
       </w:r>
     </w:p>
     <w:p>
@@ -4079,7 +4651,69 @@
           <w:color w:val="305496"/>
           <w:sz w:val="22"/>
         </w:rPr>
-        <w:t xml:space="preserve">wd = 2*pi/T_osilasi,  wn = wd/sqrt(1-z^2)</w:t>
+        <w:t xml:space="preserve">wd = 2·π/</w:t>
+      </w:r>
+      <w:r>
+        <w:rPr>
+          <w:rFonts w:ascii="Arial" w:hAnsi="Arial" w:cs="Arial"/>
+          <w:b/>
+          <w:i/>
+          <w:color w:val="305496"/>
+          <w:sz w:val="22"/>
+        </w:rPr>
+        <w:t xml:space="preserve">T</w:t>
+      </w:r>
+      <w:r>
+        <w:rPr>
+          <w:rFonts w:ascii="Arial" w:hAnsi="Arial" w:cs="Arial"/>
+          <w:b/>
+          <w:i/>
+          <w:color w:val="305496"/>
+          <w:sz w:val="22"/>
+          <w:vertAlign w:val="subscript"/>
+        </w:rPr>
+        <w:t xml:space="preserve">osilasi</w:t>
+      </w:r>
+      <w:r>
+        <w:rPr>
+          <w:rFonts w:ascii="Arial" w:hAnsi="Arial" w:cs="Arial"/>
+          <w:b/>
+          <w:i/>
+          <w:color w:val="305496"/>
+          <w:sz w:val="22"/>
+        </w:rPr>
+        <w:t xml:space="preserve">,  wn = wd/√(1-z</w:t>
+      </w:r>
+      <w:r>
+        <w:rPr>
+          <w:rFonts w:ascii="Arial" w:hAnsi="Arial" w:cs="Arial"/>
+          <w:b/>
+          <w:i/>
+          <w:color w:val="305496"/>
+          <w:sz w:val="22"/>
+          <w:vertAlign w:val="superscript"/>
+        </w:rPr>
+        <w:t xml:space="preserve">2</w:t>
+      </w:r>
+      <w:r>
+        <w:rPr>
+          <w:rFonts w:ascii="Arial" w:hAnsi="Arial" w:cs="Arial"/>
+          <w:b/>
+          <w:i/>
+          <w:color w:val="305496"/>
+          <w:sz w:val="22"/>
+        </w:rPr>
+        <w:t xml:space="preserve">)</w:t>
+      </w:r>
+      <w:r>
+        <w:rPr>
+          <w:rFonts w:ascii="Arial" w:hAnsi="Arial" w:cs="Arial"/>
+          <w:b/>
+          <w:i/>
+          <w:color w:val="305496"/>
+          <w:sz w:val="22"/>
+        </w:rPr>
+        <w:t xml:space="preserve">   (8)</w:t>
       </w:r>
     </w:p>
     <w:p>
@@ -4110,6 +4744,15 @@
           <w:sz w:val="22"/>
         </w:rPr>
         <w:t xml:space="preserve">Dengan dua besaran yang terbaca langsung dari grafik, yaitu overshoot dan jarak antarpuncak, sepasang pole dominan sistem dapat diperkirakan tanpa satu pun percobaan tambahan. Perkiraan ini menjadi titik awal yang jauh lebih baik daripada menebak.</w:t>
+      </w:r>
+      <w:r>
+        <w:rPr>
+          <w:rFonts w:ascii="Arial" w:hAnsi="Arial" w:cs="Arial"/>
+          <w:b w:val="0"/>
+          <w:i w:val="0"/>
+          <w:sz w:val="22"/>
+        </w:rPr>
+        <w:t xml:space="preserve"> Hubungan ini dirangkum dalam Persamaan (9).</w:t>
       </w:r>
     </w:p>
     <w:p>
@@ -4178,7 +4821,48 @@
           <w:color w:val="305496"/>
           <w:sz w:val="22"/>
         </w:rPr>
-        <w:t xml:space="preserve">M_p = (1,25 - 1,00)/1,00 = 0,25</w:t>
+        <w:t xml:space="preserve"/>
+      </w:r>
+      <w:r>
+        <w:rPr>
+          <w:rFonts w:ascii="Arial" w:hAnsi="Arial" w:cs="Arial"/>
+          <w:b/>
+          <w:i/>
+          <w:color w:val="305496"/>
+          <w:sz w:val="22"/>
+        </w:rPr>
+        <w:t xml:space="preserve">M</w:t>
+      </w:r>
+      <w:r>
+        <w:rPr>
+          <w:rFonts w:ascii="Arial" w:hAnsi="Arial" w:cs="Arial"/>
+          <w:b/>
+          <w:i/>
+          <w:color w:val="305496"/>
+          <w:sz w:val="22"/>
+          <w:vertAlign w:val="subscript"/>
+        </w:rPr>
+        <w:t xml:space="preserve">p</w:t>
+      </w:r>
+      <w:r>
+        <w:rPr>
+          <w:rFonts w:ascii="Arial" w:hAnsi="Arial" w:cs="Arial"/>
+          <w:b/>
+          <w:i/>
+          <w:color w:val="305496"/>
+          <w:sz w:val="22"/>
+        </w:rPr>
+        <w:t xml:space="preserve"> = (1,25 - 1,00)/1,00 = 0,25</w:t>
+      </w:r>
+      <w:r>
+        <w:rPr>
+          <w:rFonts w:ascii="Arial" w:hAnsi="Arial" w:cs="Arial"/>
+          <w:b/>
+          <w:i/>
+          <w:color w:val="305496"/>
+          <w:sz w:val="22"/>
+        </w:rPr>
+        <w:t xml:space="preserve">   (9)</w:t>
       </w:r>
     </w:p>
     <w:p>
@@ -4194,6 +4878,24 @@
           <w:sz w:val="22"/>
         </w:rPr>
         <w:t xml:space="preserve">Overshoot 25 persen terhadap nilai akhir.</w:t>
+      </w:r>
+      <w:r>
+        <w:rPr>
+          <w:rFonts w:ascii="Arial" w:hAnsi="Arial" w:cs="Arial"/>
+          <w:b w:val="0"/>
+          <w:i w:val="0"/>
+          <w:sz w:val="22"/>
+        </w:rPr>
+        <w:t xml:space="preserve"> Bentuk ringkasnya dituliskan pada Persamaan (10).</w:t>
+      </w:r>
+      <w:r>
+        <w:rPr>
+          <w:rFonts w:ascii="Arial" w:hAnsi="Arial" w:cs="Arial"/>
+          <w:b w:val="0"/>
+          <w:i w:val="0"/>
+          <w:sz w:val="22"/>
+        </w:rPr>
+        <w:t xml:space="preserve"> Persamaan (11) memadatkan aturan tersebut.</w:t>
       </w:r>
     </w:p>
     <w:p>
@@ -4224,22 +4926,74 @@
           <w:color w:val="305496"/>
           <w:sz w:val="22"/>
         </w:rPr>
-        <w:t xml:space="preserve">z = -ln(0,25)/sqrt(pi^2 + ln(0,25)^2)</w:t>
-      </w:r>
-    </w:p>
-    <w:p>
-      <w:pPr>
-        <w:spacing w:line="360" w:lineRule="auto" w:after="120"/>
-        <w:jc w:val="both"/>
-      </w:pPr>
-      <w:r>
-        <w:rPr>
-          <w:rFonts w:ascii="Arial" w:hAnsi="Arial" w:cs="Arial"/>
-          <w:b w:val="0"/>
-          <w:i w:val="0"/>
-          <w:sz w:val="22"/>
-        </w:rPr>
-        <w:t xml:space="preserve">ln(0,25) = -1,3863 sehingga z = 1,3863/sqrt(9,8696+1,9218) = 1,3863/3,4340 = 0,404</w:t>
+        <w:t xml:space="preserve">z = -ln(0,25)/√(π</w:t>
+      </w:r>
+      <w:r>
+        <w:rPr>
+          <w:rFonts w:ascii="Arial" w:hAnsi="Arial" w:cs="Arial"/>
+          <w:b/>
+          <w:i/>
+          <w:color w:val="305496"/>
+          <w:sz w:val="22"/>
+          <w:vertAlign w:val="superscript"/>
+        </w:rPr>
+        <w:t xml:space="preserve">2</w:t>
+      </w:r>
+      <w:r>
+        <w:rPr>
+          <w:rFonts w:ascii="Arial" w:hAnsi="Arial" w:cs="Arial"/>
+          <w:b/>
+          <w:i/>
+          <w:color w:val="305496"/>
+          <w:sz w:val="22"/>
+        </w:rPr>
+        <w:t xml:space="preserve"> + ln(0,25)</w:t>
+      </w:r>
+      <w:r>
+        <w:rPr>
+          <w:rFonts w:ascii="Arial" w:hAnsi="Arial" w:cs="Arial"/>
+          <w:b/>
+          <w:i/>
+          <w:color w:val="305496"/>
+          <w:sz w:val="22"/>
+          <w:vertAlign w:val="superscript"/>
+        </w:rPr>
+        <w:t xml:space="preserve">2</w:t>
+      </w:r>
+      <w:r>
+        <w:rPr>
+          <w:rFonts w:ascii="Arial" w:hAnsi="Arial" w:cs="Arial"/>
+          <w:b/>
+          <w:i/>
+          <w:color w:val="305496"/>
+          <w:sz w:val="22"/>
+        </w:rPr>
+        <w:t xml:space="preserve">)</w:t>
+      </w:r>
+      <w:r>
+        <w:rPr>
+          <w:rFonts w:ascii="Arial" w:hAnsi="Arial" w:cs="Arial"/>
+          <w:b/>
+          <w:i/>
+          <w:color w:val="305496"/>
+          <w:sz w:val="22"/>
+        </w:rPr>
+        <w:t xml:space="preserve">   (10)</w:t>
+      </w:r>
+    </w:p>
+    <w:p>
+      <w:pPr>
+        <w:spacing w:line="360" w:lineRule="auto" w:after="120"/>
+        <w:jc w:val="both"/>
+      </w:pPr>
+      <w:r>
+        <w:rPr>
+          <w:rFonts w:ascii="Arial" w:hAnsi="Arial" w:cs="Arial"/>
+          <w:b w:val="0"/>
+          <w:i w:val="0"/>
+          <w:sz w:val="22"/>
+        </w:rPr>
+        <w:t xml:space="preserve">ln(0,25) = -1,3863 sehingga z = 1,3863/√(9,8696+1,9218) = 1,3863/3,4340 = 0,404</w:t>
       </w:r>
     </w:p>
     <w:p>
@@ -4270,7 +5024,48 @@
           <w:color w:val="305496"/>
           <w:sz w:val="22"/>
         </w:rPr>
-        <w:t xml:space="preserve">T_osilasi = 1,80 - 0,60 = 1,20 s</w:t>
+        <w:t xml:space="preserve"/>
+      </w:r>
+      <w:r>
+        <w:rPr>
+          <w:rFonts w:ascii="Arial" w:hAnsi="Arial" w:cs="Arial"/>
+          <w:b/>
+          <w:i/>
+          <w:color w:val="305496"/>
+          <w:sz w:val="22"/>
+        </w:rPr>
+        <w:t xml:space="preserve">T</w:t>
+      </w:r>
+      <w:r>
+        <w:rPr>
+          <w:rFonts w:ascii="Arial" w:hAnsi="Arial" w:cs="Arial"/>
+          <w:b/>
+          <w:i/>
+          <w:color w:val="305496"/>
+          <w:sz w:val="22"/>
+          <w:vertAlign w:val="subscript"/>
+        </w:rPr>
+        <w:t xml:space="preserve">osilasi</w:t>
+      </w:r>
+      <w:r>
+        <w:rPr>
+          <w:rFonts w:ascii="Arial" w:hAnsi="Arial" w:cs="Arial"/>
+          <w:b/>
+          <w:i/>
+          <w:color w:val="305496"/>
+          <w:sz w:val="22"/>
+        </w:rPr>
+        <w:t xml:space="preserve"> = 1,80 - 0,60 = 1,20 s</w:t>
+      </w:r>
+      <w:r>
+        <w:rPr>
+          <w:rFonts w:ascii="Arial" w:hAnsi="Arial" w:cs="Arial"/>
+          <w:b/>
+          <w:i/>
+          <w:color w:val="305496"/>
+          <w:sz w:val="22"/>
+        </w:rPr>
+        <w:t xml:space="preserve">   (11)</w:t>
       </w:r>
     </w:p>
     <w:p>
@@ -4286,6 +5081,15 @@
           <w:sz w:val="22"/>
         </w:rPr>
         <w:t xml:space="preserve">Jarak antara dua puncak berurutan.</w:t>
+      </w:r>
+      <w:r>
+        <w:rPr>
+          <w:rFonts w:ascii="Arial" w:hAnsi="Arial" w:cs="Arial"/>
+          <w:b w:val="0"/>
+          <w:i w:val="0"/>
+          <w:sz w:val="22"/>
+        </w:rPr>
+        <w:t xml:space="preserve"> Rangkuman kuantitatifnya tertulis pada Persamaan (12).</w:t>
       </w:r>
     </w:p>
     <w:p>
@@ -4316,7 +5120,17 @@
           <w:color w:val="305496"/>
           <w:sz w:val="22"/>
         </w:rPr>
-        <w:t xml:space="preserve">wd = 2*pi/1,20 = 5,236 rad/s</w:t>
+        <w:t xml:space="preserve">wd = 2·π/1,20 = 5,236 rad/s</w:t>
+      </w:r>
+      <w:r>
+        <w:rPr>
+          <w:rFonts w:ascii="Arial" w:hAnsi="Arial" w:cs="Arial"/>
+          <w:b/>
+          <w:i/>
+          <w:color w:val="305496"/>
+          <w:sz w:val="22"/>
+        </w:rPr>
+        <w:t xml:space="preserve">   (12)</w:t>
       </w:r>
     </w:p>
     <w:p>
@@ -4332,6 +5146,15 @@
           <w:sz w:val="22"/>
         </w:rPr>
         <w:t xml:space="preserve">Frekuensi osilasi yang teramati.</w:t>
+      </w:r>
+      <w:r>
+        <w:rPr>
+          <w:rFonts w:ascii="Arial" w:hAnsi="Arial" w:cs="Arial"/>
+          <w:b w:val="0"/>
+          <w:i w:val="0"/>
+          <w:sz w:val="22"/>
+        </w:rPr>
+        <w:t xml:space="preserve"> Hubungan ini dirangkum dalam Persamaan (13).</w:t>
       </w:r>
     </w:p>
     <w:p>
@@ -4362,7 +5185,38 @@
           <w:color w:val="305496"/>
           <w:sz w:val="22"/>
         </w:rPr>
-        <w:t xml:space="preserve">wn = 5,236/sqrt(1-0,404^2) = 5,236/0,9148 = 5,724 rad/s</w:t>
+        <w:t xml:space="preserve">wn = 5,236/√(1-0,404</w:t>
+      </w:r>
+      <w:r>
+        <w:rPr>
+          <w:rFonts w:ascii="Arial" w:hAnsi="Arial" w:cs="Arial"/>
+          <w:b/>
+          <w:i/>
+          <w:color w:val="305496"/>
+          <w:sz w:val="22"/>
+          <w:vertAlign w:val="superscript"/>
+        </w:rPr>
+        <w:t xml:space="preserve">2</w:t>
+      </w:r>
+      <w:r>
+        <w:rPr>
+          <w:rFonts w:ascii="Arial" w:hAnsi="Arial" w:cs="Arial"/>
+          <w:b/>
+          <w:i/>
+          <w:color w:val="305496"/>
+          <w:sz w:val="22"/>
+        </w:rPr>
+        <w:t xml:space="preserve">) = 5,236/0,9148 = 5,724 rad/s</w:t>
+      </w:r>
+      <w:r>
+        <w:rPr>
+          <w:rFonts w:ascii="Arial" w:hAnsi="Arial" w:cs="Arial"/>
+          <w:b/>
+          <w:i/>
+          <w:color w:val="305496"/>
+          <w:sz w:val="22"/>
+        </w:rPr>
+        <w:t xml:space="preserve">   (13)</w:t>
       </w:r>
     </w:p>
     <w:p>
@@ -4378,6 +5232,15 @@
           <w:sz w:val="22"/>
         </w:rPr>
         <w:t xml:space="preserve">Mengembalikan wd ke frekuensi tanpa redaman.</w:t>
+      </w:r>
+      <w:r>
+        <w:rPr>
+          <w:rFonts w:ascii="Arial" w:hAnsi="Arial" w:cs="Arial"/>
+          <w:b w:val="0"/>
+          <w:i w:val="0"/>
+          <w:sz w:val="22"/>
+        </w:rPr>
+        <w:t xml:space="preserve"> Bentuk ringkasnya dituliskan pada Persamaan (14).</w:t>
       </w:r>
     </w:p>
     <w:p>
@@ -4408,7 +5271,48 @@
           <w:color w:val="305496"/>
           <w:sz w:val="22"/>
         </w:rPr>
-        <w:t xml:space="preserve">t_s ~ 4/(z*wn) = 4/(0,404*5,724) = 1,73 s</w:t>
+        <w:t xml:space="preserve"/>
+      </w:r>
+      <w:r>
+        <w:rPr>
+          <w:rFonts w:ascii="Arial" w:hAnsi="Arial" w:cs="Arial"/>
+          <w:b/>
+          <w:i/>
+          <w:color w:val="305496"/>
+          <w:sz w:val="22"/>
+        </w:rPr>
+        <w:t xml:space="preserve">t</w:t>
+      </w:r>
+      <w:r>
+        <w:rPr>
+          <w:rFonts w:ascii="Arial" w:hAnsi="Arial" w:cs="Arial"/>
+          <w:b/>
+          <w:i/>
+          <w:color w:val="305496"/>
+          <w:sz w:val="22"/>
+          <w:vertAlign w:val="subscript"/>
+        </w:rPr>
+        <w:t xml:space="preserve">s</w:t>
+      </w:r>
+      <w:r>
+        <w:rPr>
+          <w:rFonts w:ascii="Arial" w:hAnsi="Arial" w:cs="Arial"/>
+          <w:b/>
+          <w:i/>
+          <w:color w:val="305496"/>
+          <w:sz w:val="22"/>
+        </w:rPr>
+        <w:t xml:space="preserve"> ~ 4/(z·wn) = 4/(0,404·5,724) = 1,73 s</w:t>
+      </w:r>
+      <w:r>
+        <w:rPr>
+          <w:rFonts w:ascii="Arial" w:hAnsi="Arial" w:cs="Arial"/>
+          <w:b/>
+          <w:i/>
+          <w:color w:val="305496"/>
+          <w:sz w:val="22"/>
+        </w:rPr>
+        <w:t xml:space="preserve">   (14)</w:t>
       </w:r>
     </w:p>
     <w:p>
@@ -4438,7 +5342,35 @@
           <w:i w:val="0"/>
           <w:sz w:val="22"/>
         </w:rPr>
-        <w:t xml:space="preserve">Jawaban. Sistem memiliki pole dominan di s = -2,31 plus minus j5,24 dengan rasio redaman 0,404. Overshoot 25 persen tergolong besar untuk sebagian besar penerapan; menurunkannya ke 10 persen menuntut rasio redaman naik ke 0,591, yang dapat dicapai dengan menurunkan penguatan atau menambahkan aksi turunan.</w:t>
+        <w:t xml:space="preserve">Jawaban. Sistem memiliki pole dominan di s = -2,31 plus minus </w:t>
+      </w:r>
+      <w:r>
+        <w:rPr>
+          <w:rFonts w:ascii="Arial" w:hAnsi="Arial" w:cs="Arial"/>
+          <w:b w:val="0"/>
+          <w:i w:val="0"/>
+          <w:sz w:val="22"/>
+        </w:rPr>
+        <w:t xml:space="preserve">j</w:t>
+      </w:r>
+      <w:r>
+        <w:rPr>
+          <w:rFonts w:ascii="Arial" w:hAnsi="Arial" w:cs="Arial"/>
+          <w:b w:val="0"/>
+          <w:i w:val="0"/>
+          <w:sz w:val="22"/>
+          <w:vertAlign w:val="subscript"/>
+        </w:rPr>
+        <w:t xml:space="preserve">5</w:t>
+      </w:r>
+      <w:r>
+        <w:rPr>
+          <w:rFonts w:ascii="Arial" w:hAnsi="Arial" w:cs="Arial"/>
+          <w:b w:val="0"/>
+          <w:i w:val="0"/>
+          <w:sz w:val="22"/>
+        </w:rPr>
+        <w:t xml:space="preserve">,24 dengan rasio redaman 0,404. Overshoot 25 persen tergolong besar untuk sebagian besar penerapan; menurunkannya ke 10 persen menuntut rasio redaman naik ke 0,591, yang dapat dicapai dengan menurunkan penguatan atau menambahkan aksi turunan.</w:t>
       </w:r>
     </w:p>
     <w:p>
@@ -5515,6 +6447,15 @@
           <w:sz w:val="22"/>
         </w:rPr>
         <w:t xml:space="preserve">Parameter acuan: Rekaman respons step satuan sebuah servo. Keluaran mencapai puncak pertama 1,18 pada detik ke-0,45, puncak kedua terjadi pada detik ke-1,35, dan nilai akhirnya 1,00. Setpoint 1,00. Seluruh soal ditarik dari rekaman ini, bukan dari model yang diketahui sebelumnya.</w:t>
+      </w:r>
+      <w:r>
+        <w:rPr>
+          <w:rFonts w:ascii="Arial" w:hAnsi="Arial" w:cs="Arial"/>
+          <w:b w:val="0"/>
+          <w:i w:val="0"/>
+          <w:sz w:val="22"/>
+        </w:rPr>
+        <w:t xml:space="preserve"> Rinciannya dirangkum pada Tabel 1.</w:t>
       </w:r>
     </w:p>
     <w:p>
@@ -5923,7 +6864,7 @@
           <w:i w:val="0"/>
           <w:sz w:val="22"/>
         </w:rPr>
-        <w:t xml:space="preserve">–  PETUNJUK: Langkah: 1) peroleh periode dari jarak antarpuncak. 2) tulis wd = 2*pi/periode. 3) hitung nilainya.</w:t>
+        <w:t xml:space="preserve">–  PETUNJUK: Langkah: 1) peroleh periode dari jarak antarpuncak. 2) tulis wd = 2·π/periode. 3) hitung nilainya.</w:t>
       </w:r>
     </w:p>
     <w:p>
@@ -5953,7 +6894,45 @@
           <w:i w:val="0"/>
           <w:sz w:val="22"/>
         </w:rPr>
-        <w:t xml:space="preserve">–  PETUNJUK: Langkah: 1) peroleh Mp sebagai pecahan, bukan persen. 2) hitung ln(Mp). 3) hitung sqrt(pi^2 + ln(Mp)^2). 4) z = -ln(Mp) dibagi hasil itu.</w:t>
+        <w:t xml:space="preserve">–  PETUNJUK: Langkah: 1) peroleh Mp sebagai pecahan, bukan persen. 2) hitung ln(Mp). 3) hitung √(π</w:t>
+      </w:r>
+      <w:r>
+        <w:rPr>
+          <w:rFonts w:ascii="Arial" w:hAnsi="Arial" w:cs="Arial"/>
+          <w:b w:val="0"/>
+          <w:i w:val="0"/>
+          <w:sz w:val="22"/>
+          <w:vertAlign w:val="superscript"/>
+        </w:rPr>
+        <w:t xml:space="preserve">2</w:t>
+      </w:r>
+      <w:r>
+        <w:rPr>
+          <w:rFonts w:ascii="Arial" w:hAnsi="Arial" w:cs="Arial"/>
+          <w:b w:val="0"/>
+          <w:i w:val="0"/>
+          <w:sz w:val="22"/>
+        </w:rPr>
+        <w:t xml:space="preserve"> + ln(Mp)</w:t>
+      </w:r>
+      <w:r>
+        <w:rPr>
+          <w:rFonts w:ascii="Arial" w:hAnsi="Arial" w:cs="Arial"/>
+          <w:b w:val="0"/>
+          <w:i w:val="0"/>
+          <w:sz w:val="22"/>
+          <w:vertAlign w:val="superscript"/>
+        </w:rPr>
+        <w:t xml:space="preserve">2</w:t>
+      </w:r>
+      <w:r>
+        <w:rPr>
+          <w:rFonts w:ascii="Arial" w:hAnsi="Arial" w:cs="Arial"/>
+          <w:b w:val="0"/>
+          <w:i w:val="0"/>
+          <w:sz w:val="22"/>
+        </w:rPr>
+        <w:t xml:space="preserve">). 4) z = -ln(Mp) dibagi hasil itu.</w:t>
       </w:r>
     </w:p>
     <w:p>
@@ -5983,67 +6962,198 @@
           <w:i w:val="0"/>
           <w:sz w:val="22"/>
         </w:rPr>
-        <w:t xml:space="preserve">–  PETUNJUK: Langkah: 1) peroleh wd dari periode. 2) peroleh z dari overshoot. 3) hitung sqrt(1 - z^2). 4) wn = wd dibagi hasil itu.</w:t>
-      </w:r>
-    </w:p>
-    <w:p>
-      <w:pPr>
-        <w:spacing w:line="360" w:lineRule="auto" w:after="120"/>
-        <w:jc w:val="both"/>
-      </w:pPr>
-      <w:r>
-        <w:rPr>
-          <w:rFonts w:ascii="Arial" w:hAnsi="Arial" w:cs="Arial"/>
-          <w:b w:val="0"/>
-          <w:i w:val="0"/>
-          <w:sz w:val="22"/>
-        </w:rPr>
-        <w:t xml:space="preserve">C6. Hitung waktu menetap pada pita dua persen, dalam detik. Cetak: t_s.</w:t>
-      </w:r>
-    </w:p>
-    <w:p>
-      <w:pPr>
-        <w:spacing w:line="360" w:lineRule="auto" w:after="120"/>
-        <w:jc w:val="both"/>
-      </w:pPr>
-      <w:r>
-        <w:rPr>
-          <w:rFonts w:ascii="Arial" w:hAnsi="Arial" w:cs="Arial"/>
-          <w:b w:val="0"/>
-          <w:i w:val="0"/>
-          <w:sz w:val="22"/>
-        </w:rPr>
-        <w:t xml:space="preserve">–  PETUNJUK: Langkah: 1) peroleh z. 2) peroleh wn. 3) hitung hasil kali z x wn. 4) t_s = 4/(z x wn).</w:t>
-      </w:r>
-    </w:p>
-    <w:p>
-      <w:pPr>
-        <w:spacing w:line="360" w:lineRule="auto" w:after="120"/>
-        <w:jc w:val="both"/>
-      </w:pPr>
-      <w:r>
-        <w:rPr>
-          <w:rFonts w:ascii="Arial" w:hAnsi="Arial" w:cs="Arial"/>
-          <w:b w:val="0"/>
-          <w:i w:val="0"/>
-          <w:sz w:val="22"/>
-        </w:rPr>
-        <w:t xml:space="preserve">C7. Hitung waktu puncak secara teoretis lalu bandingkan dengan rekaman. Cetak: t_p.</w:t>
-      </w:r>
-    </w:p>
-    <w:p>
-      <w:pPr>
-        <w:spacing w:line="360" w:lineRule="auto" w:after="120"/>
-        <w:jc w:val="both"/>
-      </w:pPr>
-      <w:r>
-        <w:rPr>
-          <w:rFonts w:ascii="Arial" w:hAnsi="Arial" w:cs="Arial"/>
-          <w:b w:val="0"/>
-          <w:i w:val="0"/>
-          <w:sz w:val="22"/>
-        </w:rPr>
-        <w:t xml:space="preserve">–  PETUNJUK: Langkah: 1) peroleh periode. 2) hitung wd. 3) t_p = pi/wd. 4) bandingkan dengan 0,45 s pada rekaman.</w:t>
+        <w:t xml:space="preserve">–  PETUNJUK: Langkah: 1) peroleh wd dari periode. 2) peroleh z dari overshoot. 3) hitung √(1 - z</w:t>
+      </w:r>
+      <w:r>
+        <w:rPr>
+          <w:rFonts w:ascii="Arial" w:hAnsi="Arial" w:cs="Arial"/>
+          <w:b w:val="0"/>
+          <w:i w:val="0"/>
+          <w:sz w:val="22"/>
+          <w:vertAlign w:val="superscript"/>
+        </w:rPr>
+        <w:t xml:space="preserve">2</w:t>
+      </w:r>
+      <w:r>
+        <w:rPr>
+          <w:rFonts w:ascii="Arial" w:hAnsi="Arial" w:cs="Arial"/>
+          <w:b w:val="0"/>
+          <w:i w:val="0"/>
+          <w:sz w:val="22"/>
+        </w:rPr>
+        <w:t xml:space="preserve">). 4) wn = wd dibagi hasil itu.</w:t>
+      </w:r>
+    </w:p>
+    <w:p>
+      <w:pPr>
+        <w:spacing w:line="360" w:lineRule="auto" w:after="120"/>
+        <w:jc w:val="both"/>
+      </w:pPr>
+      <w:r>
+        <w:rPr>
+          <w:rFonts w:ascii="Arial" w:hAnsi="Arial" w:cs="Arial"/>
+          <w:b w:val="0"/>
+          <w:i w:val="0"/>
+          <w:sz w:val="22"/>
+        </w:rPr>
+        <w:t xml:space="preserve">C6. Hitung waktu menetap pada pita dua persen, dalam detik. Cetak: </w:t>
+      </w:r>
+      <w:r>
+        <w:rPr>
+          <w:rFonts w:ascii="Arial" w:hAnsi="Arial" w:cs="Arial"/>
+          <w:b w:val="0"/>
+          <w:i w:val="0"/>
+          <w:sz w:val="22"/>
+        </w:rPr>
+        <w:t xml:space="preserve">t</w:t>
+      </w:r>
+      <w:r>
+        <w:rPr>
+          <w:rFonts w:ascii="Arial" w:hAnsi="Arial" w:cs="Arial"/>
+          <w:b w:val="0"/>
+          <w:i w:val="0"/>
+          <w:sz w:val="22"/>
+          <w:vertAlign w:val="subscript"/>
+        </w:rPr>
+        <w:t xml:space="preserve">s</w:t>
+      </w:r>
+      <w:r>
+        <w:rPr>
+          <w:rFonts w:ascii="Arial" w:hAnsi="Arial" w:cs="Arial"/>
+          <w:b w:val="0"/>
+          <w:i w:val="0"/>
+          <w:sz w:val="22"/>
+        </w:rPr>
+        <w:t xml:space="preserve">.</w:t>
+      </w:r>
+    </w:p>
+    <w:p>
+      <w:pPr>
+        <w:spacing w:line="360" w:lineRule="auto" w:after="120"/>
+        <w:jc w:val="both"/>
+      </w:pPr>
+      <w:r>
+        <w:rPr>
+          <w:rFonts w:ascii="Arial" w:hAnsi="Arial" w:cs="Arial"/>
+          <w:b w:val="0"/>
+          <w:i w:val="0"/>
+          <w:sz w:val="22"/>
+        </w:rPr>
+        <w:t xml:space="preserve">–  PETUNJUK: Langkah: 1) peroleh z. 2) peroleh wn. 3) hitung hasil kali z x wn. 4) </w:t>
+      </w:r>
+      <w:r>
+        <w:rPr>
+          <w:rFonts w:ascii="Arial" w:hAnsi="Arial" w:cs="Arial"/>
+          <w:b w:val="0"/>
+          <w:i w:val="0"/>
+          <w:sz w:val="22"/>
+        </w:rPr>
+        <w:t xml:space="preserve">t</w:t>
+      </w:r>
+      <w:r>
+        <w:rPr>
+          <w:rFonts w:ascii="Arial" w:hAnsi="Arial" w:cs="Arial"/>
+          <w:b w:val="0"/>
+          <w:i w:val="0"/>
+          <w:sz w:val="22"/>
+          <w:vertAlign w:val="subscript"/>
+        </w:rPr>
+        <w:t xml:space="preserve">s</w:t>
+      </w:r>
+      <w:r>
+        <w:rPr>
+          <w:rFonts w:ascii="Arial" w:hAnsi="Arial" w:cs="Arial"/>
+          <w:b w:val="0"/>
+          <w:i w:val="0"/>
+          <w:sz w:val="22"/>
+        </w:rPr>
+        <w:t xml:space="preserve"> = 4/(z x wn).</w:t>
+      </w:r>
+    </w:p>
+    <w:p>
+      <w:pPr>
+        <w:spacing w:line="360" w:lineRule="auto" w:after="120"/>
+        <w:jc w:val="both"/>
+      </w:pPr>
+      <w:r>
+        <w:rPr>
+          <w:rFonts w:ascii="Arial" w:hAnsi="Arial" w:cs="Arial"/>
+          <w:b w:val="0"/>
+          <w:i w:val="0"/>
+          <w:sz w:val="22"/>
+        </w:rPr>
+        <w:t xml:space="preserve">C7. Hitung waktu puncak secara teoretis lalu bandingkan dengan rekaman. Cetak: </w:t>
+      </w:r>
+      <w:r>
+        <w:rPr>
+          <w:rFonts w:ascii="Arial" w:hAnsi="Arial" w:cs="Arial"/>
+          <w:b w:val="0"/>
+          <w:i w:val="0"/>
+          <w:sz w:val="22"/>
+        </w:rPr>
+        <w:t xml:space="preserve">t</w:t>
+      </w:r>
+      <w:r>
+        <w:rPr>
+          <w:rFonts w:ascii="Arial" w:hAnsi="Arial" w:cs="Arial"/>
+          <w:b w:val="0"/>
+          <w:i w:val="0"/>
+          <w:sz w:val="22"/>
+          <w:vertAlign w:val="subscript"/>
+        </w:rPr>
+        <w:t xml:space="preserve">p</w:t>
+      </w:r>
+      <w:r>
+        <w:rPr>
+          <w:rFonts w:ascii="Arial" w:hAnsi="Arial" w:cs="Arial"/>
+          <w:b w:val="0"/>
+          <w:i w:val="0"/>
+          <w:sz w:val="22"/>
+        </w:rPr>
+        <w:t xml:space="preserve">.</w:t>
+      </w:r>
+    </w:p>
+    <w:p>
+      <w:pPr>
+        <w:spacing w:line="360" w:lineRule="auto" w:after="120"/>
+        <w:jc w:val="both"/>
+      </w:pPr>
+      <w:r>
+        <w:rPr>
+          <w:rFonts w:ascii="Arial" w:hAnsi="Arial" w:cs="Arial"/>
+          <w:b w:val="0"/>
+          <w:i w:val="0"/>
+          <w:sz w:val="22"/>
+        </w:rPr>
+        <w:t xml:space="preserve">–  PETUNJUK: Langkah: 1) peroleh periode. 2) hitung wd. 3) </w:t>
+      </w:r>
+      <w:r>
+        <w:rPr>
+          <w:rFonts w:ascii="Arial" w:hAnsi="Arial" w:cs="Arial"/>
+          <w:b w:val="0"/>
+          <w:i w:val="0"/>
+          <w:sz w:val="22"/>
+        </w:rPr>
+        <w:t xml:space="preserve">t</w:t>
+      </w:r>
+      <w:r>
+        <w:rPr>
+          <w:rFonts w:ascii="Arial" w:hAnsi="Arial" w:cs="Arial"/>
+          <w:b w:val="0"/>
+          <w:i w:val="0"/>
+          <w:sz w:val="22"/>
+          <w:vertAlign w:val="subscript"/>
+        </w:rPr>
+        <w:t xml:space="preserve">p</w:t>
+      </w:r>
+      <w:r>
+        <w:rPr>
+          <w:rFonts w:ascii="Arial" w:hAnsi="Arial" w:cs="Arial"/>
+          <w:b w:val="0"/>
+          <w:i w:val="0"/>
+          <w:sz w:val="22"/>
+        </w:rPr>
+        <w:t xml:space="preserve"> = π/wd. 4) bandingkan dengan 0,45 s pada rekaman.</w:t>
       </w:r>
     </w:p>
     <w:p>
@@ -6103,22 +7213,22 @@
           <w:i w:val="0"/>
           <w:sz w:val="22"/>
         </w:rPr>
-        <w:t xml:space="preserve">–  PETUNJUK: Langkah: 1) peroleh periode dari rekaman. 2) hitung wd = 2*pi/periode. 3) kenali bahwa bagian imajiner pole sama dengan wd.</w:t>
-      </w:r>
-    </w:p>
-    <w:p>
-      <w:pPr>
-        <w:spacing w:line="360" w:lineRule="auto" w:after="120"/>
-        <w:jc w:val="both"/>
-      </w:pPr>
-      <w:r>
-        <w:rPr>
-          <w:rFonts w:ascii="Arial" w:hAnsi="Arial" w:cs="Arial"/>
-          <w:b w:val="0"/>
-          <w:i w:val="0"/>
-          <w:sz w:val="22"/>
-        </w:rPr>
-        <w:t xml:space="preserve">C10. Hitung konstanta waktu peluruhan selubung osilasi, dalam detik. Cetak: tau selubung.</w:t>
+        <w:t xml:space="preserve">–  PETUNJUK: Langkah: 1) peroleh periode dari rekaman. 2) hitung wd = 2·π/periode. 3) kenali bahwa bagian imajiner pole sama dengan wd.</w:t>
+      </w:r>
+    </w:p>
+    <w:p>
+      <w:pPr>
+        <w:spacing w:line="360" w:lineRule="auto" w:after="120"/>
+        <w:jc w:val="both"/>
+      </w:pPr>
+      <w:r>
+        <w:rPr>
+          <w:rFonts w:ascii="Arial" w:hAnsi="Arial" w:cs="Arial"/>
+          <w:b w:val="0"/>
+          <w:i w:val="0"/>
+          <w:sz w:val="22"/>
+        </w:rPr>
+        <w:t xml:space="preserve">C10. Hitung konstanta waktu peluruhan selubung osilasi, dalam detik. Cetak: τ selubung.</w:t>
       </w:r>
     </w:p>
     <w:p>
@@ -6179,7 +7289,45 @@
           <w:i w:val="0"/>
           <w:sz w:val="22"/>
         </w:rPr>
-        <w:t xml:space="preserve">–  PETUNJUK: Langkah: 1) peroleh Mp sebagai pecahan. 2) hitung z dari Mp. 3) hitung sqrt(1 - z^2). 4) tulis decrement logaritmik delta = 2*pi*z/sqrt(1-z^2). 5) hitung delta. 6) rasio = exp(-delta).</w:t>
+        <w:t xml:space="preserve">–  PETUNJUK: Langkah: 1) peroleh Mp sebagai pecahan. 2) hitung z dari Mp. 3) hitung √(1 - z</w:t>
+      </w:r>
+      <w:r>
+        <w:rPr>
+          <w:rFonts w:ascii="Arial" w:hAnsi="Arial" w:cs="Arial"/>
+          <w:b w:val="0"/>
+          <w:i w:val="0"/>
+          <w:sz w:val="22"/>
+          <w:vertAlign w:val="superscript"/>
+        </w:rPr>
+        <w:t xml:space="preserve">2</w:t>
+      </w:r>
+      <w:r>
+        <w:rPr>
+          <w:rFonts w:ascii="Arial" w:hAnsi="Arial" w:cs="Arial"/>
+          <w:b w:val="0"/>
+          <w:i w:val="0"/>
+          <w:sz w:val="22"/>
+        </w:rPr>
+        <w:t xml:space="preserve">). 4) tulis decrement logaritmik δ = 2·π·z/√(1-z</w:t>
+      </w:r>
+      <w:r>
+        <w:rPr>
+          <w:rFonts w:ascii="Arial" w:hAnsi="Arial" w:cs="Arial"/>
+          <w:b w:val="0"/>
+          <w:i w:val="0"/>
+          <w:sz w:val="22"/>
+          <w:vertAlign w:val="superscript"/>
+        </w:rPr>
+        <w:t xml:space="preserve">2</w:t>
+      </w:r>
+      <w:r>
+        <w:rPr>
+          <w:rFonts w:ascii="Arial" w:hAnsi="Arial" w:cs="Arial"/>
+          <w:b w:val="0"/>
+          <w:i w:val="0"/>
+          <w:sz w:val="22"/>
+        </w:rPr>
+        <w:t xml:space="preserve">). 5) hitung δ. 6) rasio = exp(-δ).</w:t>
       </w:r>
     </w:p>
     <w:p>
@@ -6209,7 +7357,26 @@
           <w:i w:val="0"/>
           <w:sz w:val="22"/>
         </w:rPr>
-        <w:t xml:space="preserve">–  PETUNJUK: Langkah: 1) peroleh Mp sebagai pecahan. 2) hitung z. 3) hitung delta = 2*pi*z/sqrt(1-z^2). 4) rasio = exp(-delta). 5) amplitudo puncak kedua di atas nilai akhir = Mp x rasio. 6) tambahkan ke nilai akhir 1,00.</w:t>
+        <w:t xml:space="preserve">–  PETUNJUK: Langkah: 1) peroleh Mp sebagai pecahan. 2) hitung z. 3) hitung δ = 2·π·z/√(1-z</w:t>
+      </w:r>
+      <w:r>
+        <w:rPr>
+          <w:rFonts w:ascii="Arial" w:hAnsi="Arial" w:cs="Arial"/>
+          <w:b w:val="0"/>
+          <w:i w:val="0"/>
+          <w:sz w:val="22"/>
+          <w:vertAlign w:val="superscript"/>
+        </w:rPr>
+        <w:t xml:space="preserve">2</w:t>
+      </w:r>
+      <w:r>
+        <w:rPr>
+          <w:rFonts w:ascii="Arial" w:hAnsi="Arial" w:cs="Arial"/>
+          <w:b w:val="0"/>
+          <w:i w:val="0"/>
+          <w:sz w:val="22"/>
+        </w:rPr>
+        <w:t xml:space="preserve">). 4) rasio = exp(-δ). 5) amplitudo puncak kedua di atas nilai akhir = Mp x rasio. 6) tambahkan ke nilai akhir 1,00.</w:t>
       </w:r>
     </w:p>
     <w:p>
@@ -6239,67 +7406,310 @@
           <w:i w:val="0"/>
           <w:sz w:val="22"/>
         </w:rPr>
-        <w:t xml:space="preserve">–  PETUNJUK: Langkah: 1) tulis Mp = 0,05 sebagai pecahan. 2) hitung ln(0,05). 3) kuadratkan hasilnya. 4) jumlahkan dengan pi^2. 5) hitung akarnya. 6) z = -ln(Mp) dibagi akar tersebut.</w:t>
-      </w:r>
-    </w:p>
-    <w:p>
-      <w:pPr>
-        <w:spacing w:line="360" w:lineRule="auto" w:after="120"/>
-        <w:jc w:val="both"/>
-      </w:pPr>
-      <w:r>
-        <w:rPr>
-          <w:rFonts w:ascii="Arial" w:hAnsi="Arial" w:cs="Arial"/>
-          <w:b w:val="0"/>
-          <w:i w:val="0"/>
-          <w:sz w:val="22"/>
-        </w:rPr>
-        <w:t xml:space="preserve">C14 (Lanjut). Dengan rasio redaman baru dan frekuensi alami dipertahankan, hitung waktu menetap pita dua persen yang dihasilkan, dalam detik. Cetak: t_s baru.</w:t>
-      </w:r>
-    </w:p>
-    <w:p>
-      <w:pPr>
-        <w:spacing w:line="360" w:lineRule="auto" w:after="120"/>
-        <w:jc w:val="both"/>
-      </w:pPr>
-      <w:r>
-        <w:rPr>
-          <w:rFonts w:ascii="Arial" w:hAnsi="Arial" w:cs="Arial"/>
-          <w:b w:val="0"/>
-          <w:i w:val="0"/>
-          <w:sz w:val="22"/>
-        </w:rPr>
-        <w:t xml:space="preserve">–  PETUNJUK: Langkah: 1) peroleh wn dari rekaman awal lewat wd dan z lama. 2) hitung z baru dari target overshoot 5 persen. 3) kalikan z baru dengan wn. 4) t_s = 4/(z x wn). 5) hitung nilainya. 6) bandingkan dengan t_s semula.</w:t>
-      </w:r>
-    </w:p>
-    <w:p>
-      <w:pPr>
-        <w:spacing w:line="360" w:lineRule="auto" w:after="120"/>
-        <w:jc w:val="both"/>
-      </w:pPr>
-      <w:r>
-        <w:rPr>
-          <w:rFonts w:ascii="Arial" w:hAnsi="Arial" w:cs="Arial"/>
-          <w:b w:val="0"/>
-          <w:i w:val="0"/>
-          <w:sz w:val="22"/>
-        </w:rPr>
-        <w:t xml:space="preserve">C15 (Lanjut). Hitung selisih waktu menetap antara rancangan semula dan rancangan beroverhoot 5 persen, dalam detik. Cetak: selisih t_s.</w:t>
-      </w:r>
-    </w:p>
-    <w:p>
-      <w:pPr>
-        <w:spacing w:line="360" w:lineRule="auto" w:after="120"/>
-        <w:jc w:val="both"/>
-      </w:pPr>
-      <w:r>
-        <w:rPr>
-          <w:rFonts w:ascii="Arial" w:hAnsi="Arial" w:cs="Arial"/>
-          <w:b w:val="0"/>
-          <w:i w:val="0"/>
-          <w:sz w:val="22"/>
-        </w:rPr>
-        <w:t xml:space="preserve">–  PETUNJUK: Langkah: 1) peroleh z lama dari overshoot terukur. 2) peroleh wn dari rekaman. 3) hitung t_s lama = 4/(z lama x wn). 4) hitung z baru dari target 5 persen. 5) hitung t_s baru = 4/(z baru x wn). 6) ambil selisih t_s lama dikurangi t_s baru.</w:t>
+        <w:t xml:space="preserve">–  PETUNJUK: Langkah: 1) tulis Mp = 0,05 sebagai pecahan. 2) hitung ln(0,05). 3) kuadratkan hasilnya. 4) jumlahkan dengan π</w:t>
+      </w:r>
+      <w:r>
+        <w:rPr>
+          <w:rFonts w:ascii="Arial" w:hAnsi="Arial" w:cs="Arial"/>
+          <w:b w:val="0"/>
+          <w:i w:val="0"/>
+          <w:sz w:val="22"/>
+          <w:vertAlign w:val="superscript"/>
+        </w:rPr>
+        <w:t xml:space="preserve">2</w:t>
+      </w:r>
+      <w:r>
+        <w:rPr>
+          <w:rFonts w:ascii="Arial" w:hAnsi="Arial" w:cs="Arial"/>
+          <w:b w:val="0"/>
+          <w:i w:val="0"/>
+          <w:sz w:val="22"/>
+        </w:rPr>
+        <w:t xml:space="preserve">. 5) hitung akarnya. 6) z = -ln(Mp) dibagi akar tersebut.</w:t>
+      </w:r>
+    </w:p>
+    <w:p>
+      <w:pPr>
+        <w:spacing w:line="360" w:lineRule="auto" w:after="120"/>
+        <w:jc w:val="both"/>
+      </w:pPr>
+      <w:r>
+        <w:rPr>
+          <w:rFonts w:ascii="Arial" w:hAnsi="Arial" w:cs="Arial"/>
+          <w:b w:val="0"/>
+          <w:i w:val="0"/>
+          <w:sz w:val="22"/>
+        </w:rPr>
+        <w:t xml:space="preserve">C14 (Lanjut). Dengan rasio redaman baru dan frekuensi alami dipertahankan, hitung waktu menetap pita dua persen yang dihasilkan, dalam detik. Cetak: </w:t>
+      </w:r>
+      <w:r>
+        <w:rPr>
+          <w:rFonts w:ascii="Arial" w:hAnsi="Arial" w:cs="Arial"/>
+          <w:b w:val="0"/>
+          <w:i w:val="0"/>
+          <w:sz w:val="22"/>
+        </w:rPr>
+        <w:t xml:space="preserve">t</w:t>
+      </w:r>
+      <w:r>
+        <w:rPr>
+          <w:rFonts w:ascii="Arial" w:hAnsi="Arial" w:cs="Arial"/>
+          <w:b w:val="0"/>
+          <w:i w:val="0"/>
+          <w:sz w:val="22"/>
+          <w:vertAlign w:val="subscript"/>
+        </w:rPr>
+        <w:t xml:space="preserve">s</w:t>
+      </w:r>
+      <w:r>
+        <w:rPr>
+          <w:rFonts w:ascii="Arial" w:hAnsi="Arial" w:cs="Arial"/>
+          <w:b w:val="0"/>
+          <w:i w:val="0"/>
+          <w:sz w:val="22"/>
+        </w:rPr>
+        <w:t xml:space="preserve"> baru.</w:t>
+      </w:r>
+    </w:p>
+    <w:p>
+      <w:pPr>
+        <w:spacing w:line="360" w:lineRule="auto" w:after="120"/>
+        <w:jc w:val="both"/>
+      </w:pPr>
+      <w:r>
+        <w:rPr>
+          <w:rFonts w:ascii="Arial" w:hAnsi="Arial" w:cs="Arial"/>
+          <w:b w:val="0"/>
+          <w:i w:val="0"/>
+          <w:sz w:val="22"/>
+        </w:rPr>
+        <w:t xml:space="preserve">–  PETUNJUK: Langkah: 1) peroleh wn dari rekaman awal lewat wd dan z lama. 2) hitung z baru dari target overshoot 5 persen. 3) kalikan z baru dengan wn. 4) </w:t>
+      </w:r>
+      <w:r>
+        <w:rPr>
+          <w:rFonts w:ascii="Arial" w:hAnsi="Arial" w:cs="Arial"/>
+          <w:b w:val="0"/>
+          <w:i w:val="0"/>
+          <w:sz w:val="22"/>
+        </w:rPr>
+        <w:t xml:space="preserve">t</w:t>
+      </w:r>
+      <w:r>
+        <w:rPr>
+          <w:rFonts w:ascii="Arial" w:hAnsi="Arial" w:cs="Arial"/>
+          <w:b w:val="0"/>
+          <w:i w:val="0"/>
+          <w:sz w:val="22"/>
+          <w:vertAlign w:val="subscript"/>
+        </w:rPr>
+        <w:t xml:space="preserve">s</w:t>
+      </w:r>
+      <w:r>
+        <w:rPr>
+          <w:rFonts w:ascii="Arial" w:hAnsi="Arial" w:cs="Arial"/>
+          <w:b w:val="0"/>
+          <w:i w:val="0"/>
+          <w:sz w:val="22"/>
+        </w:rPr>
+        <w:t xml:space="preserve"> = 4/(z x wn). 5) hitung nilainya. 6) bandingkan dengan </w:t>
+      </w:r>
+      <w:r>
+        <w:rPr>
+          <w:rFonts w:ascii="Arial" w:hAnsi="Arial" w:cs="Arial"/>
+          <w:b w:val="0"/>
+          <w:i w:val="0"/>
+          <w:sz w:val="22"/>
+        </w:rPr>
+        <w:t xml:space="preserve">t</w:t>
+      </w:r>
+      <w:r>
+        <w:rPr>
+          <w:rFonts w:ascii="Arial" w:hAnsi="Arial" w:cs="Arial"/>
+          <w:b w:val="0"/>
+          <w:i w:val="0"/>
+          <w:sz w:val="22"/>
+          <w:vertAlign w:val="subscript"/>
+        </w:rPr>
+        <w:t xml:space="preserve">s</w:t>
+      </w:r>
+      <w:r>
+        <w:rPr>
+          <w:rFonts w:ascii="Arial" w:hAnsi="Arial" w:cs="Arial"/>
+          <w:b w:val="0"/>
+          <w:i w:val="0"/>
+          <w:sz w:val="22"/>
+        </w:rPr>
+        <w:t xml:space="preserve"> semula.</w:t>
+      </w:r>
+    </w:p>
+    <w:p>
+      <w:pPr>
+        <w:spacing w:line="360" w:lineRule="auto" w:after="120"/>
+        <w:jc w:val="both"/>
+      </w:pPr>
+      <w:r>
+        <w:rPr>
+          <w:rFonts w:ascii="Arial" w:hAnsi="Arial" w:cs="Arial"/>
+          <w:b w:val="0"/>
+          <w:i w:val="0"/>
+          <w:sz w:val="22"/>
+        </w:rPr>
+        <w:t xml:space="preserve">C15 (Lanjut). Hitung selisih waktu menetap antara rancangan semula dan rancangan beroverhoot 5 persen, dalam detik. Cetak: selisih </w:t>
+      </w:r>
+      <w:r>
+        <w:rPr>
+          <w:rFonts w:ascii="Arial" w:hAnsi="Arial" w:cs="Arial"/>
+          <w:b w:val="0"/>
+          <w:i w:val="0"/>
+          <w:sz w:val="22"/>
+        </w:rPr>
+        <w:t xml:space="preserve">t</w:t>
+      </w:r>
+      <w:r>
+        <w:rPr>
+          <w:rFonts w:ascii="Arial" w:hAnsi="Arial" w:cs="Arial"/>
+          <w:b w:val="0"/>
+          <w:i w:val="0"/>
+          <w:sz w:val="22"/>
+          <w:vertAlign w:val="subscript"/>
+        </w:rPr>
+        <w:t xml:space="preserve">s</w:t>
+      </w:r>
+      <w:r>
+        <w:rPr>
+          <w:rFonts w:ascii="Arial" w:hAnsi="Arial" w:cs="Arial"/>
+          <w:b w:val="0"/>
+          <w:i w:val="0"/>
+          <w:sz w:val="22"/>
+        </w:rPr>
+        <w:t xml:space="preserve">.</w:t>
+      </w:r>
+    </w:p>
+    <w:p>
+      <w:pPr>
+        <w:spacing w:line="360" w:lineRule="auto" w:after="120"/>
+        <w:jc w:val="both"/>
+      </w:pPr>
+      <w:r>
+        <w:rPr>
+          <w:rFonts w:ascii="Arial" w:hAnsi="Arial" w:cs="Arial"/>
+          <w:b w:val="0"/>
+          <w:i w:val="0"/>
+          <w:sz w:val="22"/>
+        </w:rPr>
+        <w:t xml:space="preserve">–  PETUNJUK: Langkah: 1) peroleh z lama dari overshoot terukur. 2) peroleh wn dari rekaman. 3) hitung </w:t>
+      </w:r>
+      <w:r>
+        <w:rPr>
+          <w:rFonts w:ascii="Arial" w:hAnsi="Arial" w:cs="Arial"/>
+          <w:b w:val="0"/>
+          <w:i w:val="0"/>
+          <w:sz w:val="22"/>
+        </w:rPr>
+        <w:t xml:space="preserve">t</w:t>
+      </w:r>
+      <w:r>
+        <w:rPr>
+          <w:rFonts w:ascii="Arial" w:hAnsi="Arial" w:cs="Arial"/>
+          <w:b w:val="0"/>
+          <w:i w:val="0"/>
+          <w:sz w:val="22"/>
+          <w:vertAlign w:val="subscript"/>
+        </w:rPr>
+        <w:t xml:space="preserve">s</w:t>
+      </w:r>
+      <w:r>
+        <w:rPr>
+          <w:rFonts w:ascii="Arial" w:hAnsi="Arial" w:cs="Arial"/>
+          <w:b w:val="0"/>
+          <w:i w:val="0"/>
+          <w:sz w:val="22"/>
+        </w:rPr>
+        <w:t xml:space="preserve"> lama = 4/(z lama x wn). 4) hitung z baru dari target 5 persen. 5) hitung </w:t>
+      </w:r>
+      <w:r>
+        <w:rPr>
+          <w:rFonts w:ascii="Arial" w:hAnsi="Arial" w:cs="Arial"/>
+          <w:b w:val="0"/>
+          <w:i w:val="0"/>
+          <w:sz w:val="22"/>
+        </w:rPr>
+        <w:t xml:space="preserve">t</w:t>
+      </w:r>
+      <w:r>
+        <w:rPr>
+          <w:rFonts w:ascii="Arial" w:hAnsi="Arial" w:cs="Arial"/>
+          <w:b w:val="0"/>
+          <w:i w:val="0"/>
+          <w:sz w:val="22"/>
+          <w:vertAlign w:val="subscript"/>
+        </w:rPr>
+        <w:t xml:space="preserve">s</w:t>
+      </w:r>
+      <w:r>
+        <w:rPr>
+          <w:rFonts w:ascii="Arial" w:hAnsi="Arial" w:cs="Arial"/>
+          <w:b w:val="0"/>
+          <w:i w:val="0"/>
+          <w:sz w:val="22"/>
+        </w:rPr>
+        <w:t xml:space="preserve"> baru = 4/(z baru x wn). 6) ambil selisih </w:t>
+      </w:r>
+      <w:r>
+        <w:rPr>
+          <w:rFonts w:ascii="Arial" w:hAnsi="Arial" w:cs="Arial"/>
+          <w:b w:val="0"/>
+          <w:i w:val="0"/>
+          <w:sz w:val="22"/>
+        </w:rPr>
+        <w:t xml:space="preserve">t</w:t>
+      </w:r>
+      <w:r>
+        <w:rPr>
+          <w:rFonts w:ascii="Arial" w:hAnsi="Arial" w:cs="Arial"/>
+          <w:b w:val="0"/>
+          <w:i w:val="0"/>
+          <w:sz w:val="22"/>
+          <w:vertAlign w:val="subscript"/>
+        </w:rPr>
+        <w:t xml:space="preserve">s</w:t>
+      </w:r>
+      <w:r>
+        <w:rPr>
+          <w:rFonts w:ascii="Arial" w:hAnsi="Arial" w:cs="Arial"/>
+          <w:b w:val="0"/>
+          <w:i w:val="0"/>
+          <w:sz w:val="22"/>
+        </w:rPr>
+        <w:t xml:space="preserve"> lama dikurangi </w:t>
+      </w:r>
+      <w:r>
+        <w:rPr>
+          <w:rFonts w:ascii="Arial" w:hAnsi="Arial" w:cs="Arial"/>
+          <w:b w:val="0"/>
+          <w:i w:val="0"/>
+          <w:sz w:val="22"/>
+        </w:rPr>
+        <w:t xml:space="preserve">t</w:t>
+      </w:r>
+      <w:r>
+        <w:rPr>
+          <w:rFonts w:ascii="Arial" w:hAnsi="Arial" w:cs="Arial"/>
+          <w:b w:val="0"/>
+          <w:i w:val="0"/>
+          <w:sz w:val="22"/>
+          <w:vertAlign w:val="subscript"/>
+        </w:rPr>
+        <w:t xml:space="preserve">s</w:t>
+      </w:r>
+      <w:r>
+        <w:rPr>
+          <w:rFonts w:ascii="Arial" w:hAnsi="Arial" w:cs="Arial"/>
+          <w:b w:val="0"/>
+          <w:i w:val="0"/>
+          <w:sz w:val="22"/>
+        </w:rPr>
+        <w:t xml:space="preserve"> baru.</w:t>
       </w:r>
     </w:p>
     <w:p>

--- a/Sistem-Kendali-Cerdas/Modul-Word/Modul-7-Membaca-Grafik-Keluaran-dan-Respons.docx
+++ b/Sistem-Kendali-Cerdas/Modul-Word/Modul-7-Membaca-Grafik-Keluaran-dan-Respons.docx
@@ -2823,6 +2823,15 @@
         </w:rPr>
         <w:t xml:space="preserve">Sinyal kendali sering tidak ditampilkan padahal ia menentukan apakah hasil tersebut dapat diwujudkan. Respons keluaran yang tampak sangat baik namun menuntut sinyal kendali di luar kemampuan actuator adalah hasil yang menyesatkan. Grafik respons tanpa grafik sinyal kendali adalah bukti yang belum lengkap.</w:t>
       </w:r>
+      <w:r>
+        <w:rPr>
+          <w:rFonts w:ascii="Arial" w:hAnsi="Arial" w:cs="Arial"/>
+          <w:b w:val="0"/>
+          <w:i w:val="0"/>
+          <w:sz w:val="22"/>
+        </w:rPr>
+        <w:t xml:space="preserve"> Hubungan ini dirangkum dalam Persamaan (1).</w:t>
+      </w:r>
     </w:p>
     <w:p>
       <w:pPr>
@@ -2839,6 +2848,16 @@
         </w:rPr>
         <w:t xml:space="preserve">urutan baca: nilai akhir → kecepatan → osilasi → sinyal kendali</w:t>
       </w:r>
+      <w:r>
+        <w:rPr>
+          <w:rFonts w:ascii="Arial" w:hAnsi="Arial" w:cs="Arial"/>
+          <w:b/>
+          <w:i/>
+          <w:color w:val="305496"/>
+          <w:sz w:val="22"/>
+        </w:rPr>
+        <w:t xml:space="preserve">   (1)</w:t>
+      </w:r>
     </w:p>
     <w:p>
       <w:pPr>
@@ -2922,7 +2941,7 @@
           <w:i w:val="0"/>
           <w:sz w:val="22"/>
         </w:rPr>
-        <w:t xml:space="preserve"> Hubungan ini dirangkum dalam Persamaan (1).</w:t>
+        <w:t xml:space="preserve"> Bentuk ringkasnya dituliskan pada Persamaan (2).</w:t>
       </w:r>
     </w:p>
     <w:p>
@@ -3000,7 +3019,7 @@
           <w:color w:val="305496"/>
           <w:sz w:val="22"/>
         </w:rPr>
-        <w:t xml:space="preserve">   (1)</w:t>
+        <w:t xml:space="preserve">   (2)</w:t>
       </w:r>
     </w:p>
     <w:p>
@@ -3249,7 +3268,7 @@
           <w:i w:val="0"/>
           <w:sz w:val="22"/>
         </w:rPr>
-        <w:t xml:space="preserve"> Bentuk ringkasnya dituliskan pada Persamaan (2).</w:t>
+        <w:t xml:space="preserve"> Persamaan (3) memadatkan aturan tersebut.</w:t>
       </w:r>
     </w:p>
     <w:p>
@@ -3337,7 +3356,7 @@
           <w:color w:val="305496"/>
           <w:sz w:val="22"/>
         </w:rPr>
-        <w:t xml:space="preserve">   (2)</w:t>
+        <w:t xml:space="preserve">   (3)</w:t>
       </w:r>
     </w:p>
     <w:p>
@@ -3415,6 +3434,15 @@
         </w:rPr>
         <w:t xml:space="preserve">Kesimpulan harus dinyatakan sebagai pemenuhan atau ketidakpemenuhan terhadap spesifikasi, disertai alasan bila tidak terpenuhi. Kalimat seperti responsnya sudah bagus tidak memiliki nilai teknis; kalimat seperti overshoot 8 persen memenuhi batas 10 persen sedangkan waktu menetap 3,2 detik melampaui batas 2 detik memiliki nilai teknis.</w:t>
       </w:r>
+      <w:r>
+        <w:rPr>
+          <w:rFonts w:ascii="Arial" w:hAnsi="Arial" w:cs="Arial"/>
+          <w:b w:val="0"/>
+          <w:i w:val="0"/>
+          <w:sz w:val="22"/>
+        </w:rPr>
+        <w:t xml:space="preserve"> Rangkuman kuantitatifnya tertulis pada Persamaan (4).</w:t>
+      </w:r>
     </w:p>
     <w:p>
       <w:pPr>
@@ -3430,6 +3458,16 @@
           <w:sz w:val="22"/>
         </w:rPr>
         <w:t xml:space="preserve">grafik + kondisi + angka terbaca + perbandingan spesifikasi = bukti lengkap</w:t>
+      </w:r>
+      <w:r>
+        <w:rPr>
+          <w:rFonts w:ascii="Arial" w:hAnsi="Arial" w:cs="Arial"/>
+          <w:b/>
+          <w:i/>
+          <w:color w:val="305496"/>
+          <w:sz w:val="22"/>
+        </w:rPr>
+        <w:t xml:space="preserve">   (4)</w:t>
       </w:r>
     </w:p>
     <w:p>
@@ -3988,7 +4026,7 @@
           <w:i w:val="0"/>
           <w:sz w:val="22"/>
         </w:rPr>
-        <w:t xml:space="preserve"> Persamaan (3) memadatkan aturan tersebut.</w:t>
+        <w:t xml:space="preserve"> Hubungan ini dirangkum dalam Persamaan (5).</w:t>
       </w:r>
     </w:p>
     <w:p>
@@ -4050,7 +4088,7 @@
           <w:color w:val="305496"/>
           <w:sz w:val="22"/>
         </w:rPr>
-        <w:t xml:space="preserve">   (3)</w:t>
+        <w:t xml:space="preserve">   (5)</w:t>
       </w:r>
     </w:p>
     <w:p>
@@ -4093,7 +4131,7 @@
           <w:i w:val="0"/>
           <w:sz w:val="22"/>
         </w:rPr>
-        <w:t xml:space="preserve"> Rangkuman kuantitatifnya tertulis pada Persamaan (4).</w:t>
+        <w:t xml:space="preserve"> Bentuk ringkasnya dituliskan pada Persamaan (6).</w:t>
       </w:r>
     </w:p>
     <w:p>
@@ -4165,7 +4203,7 @@
           <w:color w:val="305496"/>
           <w:sz w:val="22"/>
         </w:rPr>
-        <w:t xml:space="preserve">   (4)</w:t>
+        <w:t xml:space="preserve">   (6)</w:t>
       </w:r>
     </w:p>
     <w:p>
@@ -4189,7 +4227,7 @@
           <w:i w:val="0"/>
           <w:sz w:val="22"/>
         </w:rPr>
-        <w:t xml:space="preserve"> Hubungan ini dirangkum dalam Persamaan (5).</w:t>
+        <w:t xml:space="preserve"> Persamaan (7) memadatkan aturan tersebut.</w:t>
       </w:r>
     </w:p>
     <w:p>
@@ -4282,7 +4320,7 @@
           <w:color w:val="305496"/>
           <w:sz w:val="22"/>
         </w:rPr>
-        <w:t xml:space="preserve">   (5)</w:t>
+        <w:t xml:space="preserve">   (7)</w:t>
       </w:r>
     </w:p>
     <w:p>
@@ -4334,7 +4372,7 @@
           <w:i w:val="0"/>
           <w:sz w:val="22"/>
         </w:rPr>
-        <w:t xml:space="preserve"> Bentuk ringkasnya dituliskan pada Persamaan (6).</w:t>
+        <w:t xml:space="preserve"> Rangkuman kuantitatifnya tertulis pada Persamaan (8).</w:t>
       </w:r>
     </w:p>
     <w:p>
@@ -4427,7 +4465,7 @@
           <w:color w:val="305496"/>
           <w:sz w:val="22"/>
         </w:rPr>
-        <w:t xml:space="preserve">   (6)</w:t>
+        <w:t xml:space="preserve">   (8)</w:t>
       </w:r>
     </w:p>
     <w:p>
@@ -4451,7 +4489,7 @@
           <w:i w:val="0"/>
           <w:sz w:val="22"/>
         </w:rPr>
-        <w:t xml:space="preserve"> Persamaan (7) memadatkan aturan tersebut.</w:t>
+        <w:t xml:space="preserve"> Hubungan ini dirangkum dalam Persamaan (9).</w:t>
       </w:r>
     </w:p>
     <w:p>
@@ -4596,7 +4634,7 @@
           <w:color w:val="305496"/>
           <w:sz w:val="22"/>
         </w:rPr>
-        <w:t xml:space="preserve">   (7)</w:t>
+        <w:t xml:space="preserve">   (9)</w:t>
       </w:r>
     </w:p>
     <w:p>
@@ -4620,7 +4658,7 @@
           <w:i w:val="0"/>
           <w:sz w:val="22"/>
         </w:rPr>
-        <w:t xml:space="preserve"> Rangkuman kuantitatifnya tertulis pada Persamaan (8).</w:t>
+        <w:t xml:space="preserve"> Bentuk ringkasnya dituliskan pada Persamaan (10).</w:t>
       </w:r>
     </w:p>
     <w:p>
@@ -4713,7 +4751,7 @@
           <w:color w:val="305496"/>
           <w:sz w:val="22"/>
         </w:rPr>
-        <w:t xml:space="preserve">   (8)</w:t>
+        <w:t xml:space="preserve">   (10)</w:t>
       </w:r>
     </w:p>
     <w:p>
@@ -4752,7 +4790,7 @@
           <w:i w:val="0"/>
           <w:sz w:val="22"/>
         </w:rPr>
-        <w:t xml:space="preserve"> Hubungan ini dirangkum dalam Persamaan (9).</w:t>
+        <w:t xml:space="preserve"> Persamaan (11) memadatkan aturan tersebut.</w:t>
       </w:r>
     </w:p>
     <w:p>
@@ -4862,7 +4900,7 @@
           <w:color w:val="305496"/>
           <w:sz w:val="22"/>
         </w:rPr>
-        <w:t xml:space="preserve">   (9)</w:t>
+        <w:t xml:space="preserve">   (11)</w:t>
       </w:r>
     </w:p>
     <w:p>
@@ -4886,16 +4924,16 @@
           <w:i w:val="0"/>
           <w:sz w:val="22"/>
         </w:rPr>
-        <w:t xml:space="preserve"> Bentuk ringkasnya dituliskan pada Persamaan (10).</w:t>
-      </w:r>
-      <w:r>
-        <w:rPr>
-          <w:rFonts w:ascii="Arial" w:hAnsi="Arial" w:cs="Arial"/>
-          <w:b w:val="0"/>
-          <w:i w:val="0"/>
-          <w:sz w:val="22"/>
-        </w:rPr>
-        <w:t xml:space="preserve"> Persamaan (11) memadatkan aturan tersebut.</w:t>
+        <w:t xml:space="preserve"> Rangkuman kuantitatifnya tertulis pada Persamaan (12).</w:t>
+      </w:r>
+      <w:r>
+        <w:rPr>
+          <w:rFonts w:ascii="Arial" w:hAnsi="Arial" w:cs="Arial"/>
+          <w:b w:val="0"/>
+          <w:i w:val="0"/>
+          <w:sz w:val="22"/>
+        </w:rPr>
+        <w:t xml:space="preserve"> Hubungan ini dirangkum dalam Persamaan (13).</w:t>
       </w:r>
     </w:p>
     <w:p>
@@ -4978,7 +5016,7 @@
           <w:color w:val="305496"/>
           <w:sz w:val="22"/>
         </w:rPr>
-        <w:t xml:space="preserve">   (10)</w:t>
+        <w:t xml:space="preserve">   (12)</w:t>
       </w:r>
     </w:p>
     <w:p>
@@ -5065,7 +5103,7 @@
           <w:color w:val="305496"/>
           <w:sz w:val="22"/>
         </w:rPr>
-        <w:t xml:space="preserve">   (11)</w:t>
+        <w:t xml:space="preserve">   (13)</w:t>
       </w:r>
     </w:p>
     <w:p>
@@ -5089,7 +5127,7 @@
           <w:i w:val="0"/>
           <w:sz w:val="22"/>
         </w:rPr>
-        <w:t xml:space="preserve"> Rangkuman kuantitatifnya tertulis pada Persamaan (12).</w:t>
+        <w:t xml:space="preserve"> Bentuk ringkasnya dituliskan pada Persamaan (14).</w:t>
       </w:r>
     </w:p>
     <w:p>
@@ -5130,7 +5168,7 @@
           <w:color w:val="305496"/>
           <w:sz w:val="22"/>
         </w:rPr>
-        <w:t xml:space="preserve">   (12)</w:t>
+        <w:t xml:space="preserve">   (14)</w:t>
       </w:r>
     </w:p>
     <w:p>
@@ -5154,7 +5192,7 @@
           <w:i w:val="0"/>
           <w:sz w:val="22"/>
         </w:rPr>
-        <w:t xml:space="preserve"> Hubungan ini dirangkum dalam Persamaan (13).</w:t>
+        <w:t xml:space="preserve"> Persamaan (15) memadatkan aturan tersebut.</w:t>
       </w:r>
     </w:p>
     <w:p>
@@ -5216,7 +5254,7 @@
           <w:color w:val="305496"/>
           <w:sz w:val="22"/>
         </w:rPr>
-        <w:t xml:space="preserve">   (13)</w:t>
+        <w:t xml:space="preserve">   (15)</w:t>
       </w:r>
     </w:p>
     <w:p>
@@ -5240,7 +5278,7 @@
           <w:i w:val="0"/>
           <w:sz w:val="22"/>
         </w:rPr>
-        <w:t xml:space="preserve"> Bentuk ringkasnya dituliskan pada Persamaan (14).</w:t>
+        <w:t xml:space="preserve"> Rangkuman kuantitatifnya tertulis pada Persamaan (16).</w:t>
       </w:r>
     </w:p>
     <w:p>
@@ -5312,7 +5350,7 @@
           <w:color w:val="305496"/>
           <w:sz w:val="22"/>
         </w:rPr>
-        <w:t xml:space="preserve">   (14)</w:t>
+        <w:t xml:space="preserve">   (16)</w:t>
       </w:r>
     </w:p>
     <w:p>

--- a/Sistem-Kendali-Cerdas/Modul-Word/Modul-7-Membaca-Grafik-Keluaran-dan-Respons.docx
+++ b/Sistem-Kendali-Cerdas/Modul-Word/Modul-7-Membaca-Grafik-Keluaran-dan-Respons.docx
@@ -2835,8 +2835,11 @@
     </w:p>
     <w:p>
       <w:pPr>
+        <w:tabs>
+          <w:tab w:val="center" w:pos="4393"/>
+          <w:tab w:val="right" w:pos="8787"/>
+        </w:tabs>
         <w:spacing w:before="40" w:after="120"/>
-        <w:jc w:val="center"/>
       </w:pPr>
       <w:r>
         <w:rPr>
@@ -2846,6 +2849,16 @@
           <w:color w:val="305496"/>
           <w:sz w:val="22"/>
         </w:rPr>
+        <w:tab/>
+      </w:r>
+      <w:r>
+        <w:rPr>
+          <w:rFonts w:ascii="Arial" w:hAnsi="Arial" w:cs="Arial"/>
+          <w:b/>
+          <w:i/>
+          <w:color w:val="305496"/>
+          <w:sz w:val="22"/>
+        </w:rPr>
         <w:t xml:space="preserve">urutan baca: nilai akhir → kecepatan → osilasi → sinyal kendali</w:t>
       </w:r>
       <w:r>
@@ -2856,7 +2869,8 @@
           <w:color w:val="305496"/>
           <w:sz w:val="22"/>
         </w:rPr>
-        <w:t xml:space="preserve">   (1)</w:t>
+        <w:tab/>
+        <w:t xml:space="preserve">(1)</w:t>
       </w:r>
     </w:p>
     <w:p>
@@ -2946,8 +2960,11 @@
     </w:p>
     <w:p>
       <w:pPr>
+        <w:tabs>
+          <w:tab w:val="center" w:pos="4393"/>
+          <w:tab w:val="right" w:pos="8787"/>
+        </w:tabs>
         <w:spacing w:before="40" w:after="120"/>
-        <w:jc w:val="center"/>
       </w:pPr>
       <w:r>
         <w:rPr>
@@ -2957,6 +2974,16 @@
           <w:color w:val="305496"/>
           <w:sz w:val="22"/>
         </w:rPr>
+        <w:tab/>
+      </w:r>
+      <w:r>
+        <w:rPr>
+          <w:rFonts w:ascii="Arial" w:hAnsi="Arial" w:cs="Arial"/>
+          <w:b/>
+          <w:i/>
+          <w:color w:val="305496"/>
+          <w:sz w:val="22"/>
+        </w:rPr>
         <w:t xml:space="preserve">z dari </w:t>
       </w:r>
       <w:r>
@@ -3019,7 +3046,8 @@
           <w:color w:val="305496"/>
           <w:sz w:val="22"/>
         </w:rPr>
-        <w:t xml:space="preserve">   (2)</w:t>
+        <w:tab/>
+        <w:t xml:space="preserve">(2)</w:t>
       </w:r>
     </w:p>
     <w:p>
@@ -3273,8 +3301,11 @@
     </w:p>
     <w:p>
       <w:pPr>
+        <w:tabs>
+          <w:tab w:val="center" w:pos="4393"/>
+          <w:tab w:val="right" w:pos="8787"/>
+        </w:tabs>
         <w:spacing w:before="40" w:after="120"/>
-        <w:jc w:val="center"/>
       </w:pPr>
       <w:r>
         <w:rPr>
@@ -3284,6 +3315,16 @@
           <w:color w:val="305496"/>
           <w:sz w:val="22"/>
         </w:rPr>
+        <w:tab/>
+      </w:r>
+      <w:r>
+        <w:rPr>
+          <w:rFonts w:ascii="Arial" w:hAnsi="Arial" w:cs="Arial"/>
+          <w:b/>
+          <w:i/>
+          <w:color w:val="305496"/>
+          <w:sz w:val="22"/>
+        </w:rPr>
         <w:t xml:space="preserve"/>
       </w:r>
       <w:r>
@@ -3356,7 +3397,8 @@
           <w:color w:val="305496"/>
           <w:sz w:val="22"/>
         </w:rPr>
-        <w:t xml:space="preserve">   (3)</w:t>
+        <w:tab/>
+        <w:t xml:space="preserve">(3)</w:t>
       </w:r>
     </w:p>
     <w:p>
@@ -3446,8 +3488,11 @@
     </w:p>
     <w:p>
       <w:pPr>
+        <w:tabs>
+          <w:tab w:val="center" w:pos="4393"/>
+          <w:tab w:val="right" w:pos="8787"/>
+        </w:tabs>
         <w:spacing w:before="40" w:after="120"/>
-        <w:jc w:val="center"/>
       </w:pPr>
       <w:r>
         <w:rPr>
@@ -3457,6 +3502,16 @@
           <w:color w:val="305496"/>
           <w:sz w:val="22"/>
         </w:rPr>
+        <w:tab/>
+      </w:r>
+      <w:r>
+        <w:rPr>
+          <w:rFonts w:ascii="Arial" w:hAnsi="Arial" w:cs="Arial"/>
+          <w:b/>
+          <w:i/>
+          <w:color w:val="305496"/>
+          <w:sz w:val="22"/>
+        </w:rPr>
         <w:t xml:space="preserve">grafik + kondisi + angka terbaca + perbandingan spesifikasi = bukti lengkap</w:t>
       </w:r>
       <w:r>
@@ -3467,7 +3522,8 @@
           <w:color w:val="305496"/>
           <w:sz w:val="22"/>
         </w:rPr>
-        <w:t xml:space="preserve">   (4)</w:t>
+        <w:tab/>
+        <w:t xml:space="preserve">(4)</w:t>
       </w:r>
     </w:p>
     <w:p>
@@ -4046,8 +4102,11 @@
     </w:p>
     <w:p>
       <w:pPr>
+        <w:tabs>
+          <w:tab w:val="center" w:pos="4393"/>
+          <w:tab w:val="right" w:pos="8787"/>
+        </w:tabs>
         <w:spacing w:before="40" w:after="120"/>
-        <w:jc w:val="center"/>
       </w:pPr>
       <w:r>
         <w:rPr>
@@ -4057,6 +4116,16 @@
           <w:color w:val="305496"/>
           <w:sz w:val="22"/>
         </w:rPr>
+        <w:tab/>
+      </w:r>
+      <w:r>
+        <w:rPr>
+          <w:rFonts w:ascii="Arial" w:hAnsi="Arial" w:cs="Arial"/>
+          <w:b/>
+          <w:i/>
+          <w:color w:val="305496"/>
+          <w:sz w:val="22"/>
+        </w:rPr>
         <w:t xml:space="preserve">y(t) = 1 - exp(-z·wn·t)·(cos(wd·t) + (z/√(1-z</w:t>
       </w:r>
       <w:r>
@@ -4088,7 +4157,8 @@
           <w:color w:val="305496"/>
           <w:sz w:val="22"/>
         </w:rPr>
-        <w:t xml:space="preserve">   (5)</w:t>
+        <w:tab/>
+        <w:t xml:space="preserve">(5)</w:t>
       </w:r>
     </w:p>
     <w:p>
@@ -4151,8 +4221,11 @@
     </w:p>
     <w:p>
       <w:pPr>
+        <w:tabs>
+          <w:tab w:val="center" w:pos="4393"/>
+          <w:tab w:val="right" w:pos="8787"/>
+        </w:tabs>
         <w:spacing w:before="40" w:after="120"/>
-        <w:jc w:val="center"/>
       </w:pPr>
       <w:r>
         <w:rPr>
@@ -4162,6 +4235,16 @@
           <w:color w:val="305496"/>
           <w:sz w:val="22"/>
         </w:rPr>
+        <w:tab/>
+      </w:r>
+      <w:r>
+        <w:rPr>
+          <w:rFonts w:ascii="Arial" w:hAnsi="Arial" w:cs="Arial"/>
+          <w:b/>
+          <w:i/>
+          <w:color w:val="305496"/>
+          <w:sz w:val="22"/>
+        </w:rPr>
         <w:t xml:space="preserve">dy/dt = 0 pada </w:t>
       </w:r>
       <w:r>
@@ -4203,7 +4286,8 @@
           <w:color w:val="305496"/>
           <w:sz w:val="22"/>
         </w:rPr>
-        <w:t xml:space="preserve">   (6)</w:t>
+        <w:tab/>
+        <w:t xml:space="preserve">(6)</w:t>
       </w:r>
     </w:p>
     <w:p>
@@ -4247,8 +4331,11 @@
     </w:p>
     <w:p>
       <w:pPr>
+        <w:tabs>
+          <w:tab w:val="center" w:pos="4393"/>
+          <w:tab w:val="right" w:pos="8787"/>
+        </w:tabs>
         <w:spacing w:before="40" w:after="120"/>
-        <w:jc w:val="center"/>
       </w:pPr>
       <w:r>
         <w:rPr>
@@ -4258,6 +4345,16 @@
           <w:color w:val="305496"/>
           <w:sz w:val="22"/>
         </w:rPr>
+        <w:tab/>
+      </w:r>
+      <w:r>
+        <w:rPr>
+          <w:rFonts w:ascii="Arial" w:hAnsi="Arial" w:cs="Arial"/>
+          <w:b/>
+          <w:i/>
+          <w:color w:val="305496"/>
+          <w:sz w:val="22"/>
+        </w:rPr>
         <w:t xml:space="preserve">y(</w:t>
       </w:r>
       <w:r>
@@ -4320,7 +4417,8 @@
           <w:color w:val="305496"/>
           <w:sz w:val="22"/>
         </w:rPr>
-        <w:t xml:space="preserve">   (7)</w:t>
+        <w:tab/>
+        <w:t xml:space="preserve">(7)</w:t>
       </w:r>
     </w:p>
     <w:p>
@@ -4392,8 +4490,11 @@
     </w:p>
     <w:p>
       <w:pPr>
+        <w:tabs>
+          <w:tab w:val="center" w:pos="4393"/>
+          <w:tab w:val="right" w:pos="8787"/>
+        </w:tabs>
         <w:spacing w:before="40" w:after="120"/>
-        <w:jc w:val="center"/>
       </w:pPr>
       <w:r>
         <w:rPr>
@@ -4403,6 +4504,16 @@
           <w:color w:val="305496"/>
           <w:sz w:val="22"/>
         </w:rPr>
+        <w:tab/>
+      </w:r>
+      <w:r>
+        <w:rPr>
+          <w:rFonts w:ascii="Arial" w:hAnsi="Arial" w:cs="Arial"/>
+          <w:b/>
+          <w:i/>
+          <w:color w:val="305496"/>
+          <w:sz w:val="22"/>
+        </w:rPr>
         <w:t xml:space="preserve"/>
       </w:r>
       <w:r>
@@ -4465,7 +4576,8 @@
           <w:color w:val="305496"/>
           <w:sz w:val="22"/>
         </w:rPr>
-        <w:t xml:space="preserve">   (8)</w:t>
+        <w:tab/>
+        <w:t xml:space="preserve">(8)</w:t>
       </w:r>
     </w:p>
     <w:p>
@@ -4509,8 +4621,11 @@
     </w:p>
     <w:p>
       <w:pPr>
+        <w:tabs>
+          <w:tab w:val="center" w:pos="4393"/>
+          <w:tab w:val="right" w:pos="8787"/>
+        </w:tabs>
         <w:spacing w:before="40" w:after="120"/>
-        <w:jc w:val="center"/>
       </w:pPr>
       <w:r>
         <w:rPr>
@@ -4520,6 +4635,16 @@
           <w:color w:val="305496"/>
           <w:sz w:val="22"/>
         </w:rPr>
+        <w:tab/>
+      </w:r>
+      <w:r>
+        <w:rPr>
+          <w:rFonts w:ascii="Arial" w:hAnsi="Arial" w:cs="Arial"/>
+          <w:b/>
+          <w:i/>
+          <w:color w:val="305496"/>
+          <w:sz w:val="22"/>
+        </w:rPr>
         <w:t xml:space="preserve">z = -ln(</w:t>
       </w:r>
       <w:r>
@@ -4634,7 +4759,8 @@
           <w:color w:val="305496"/>
           <w:sz w:val="22"/>
         </w:rPr>
-        <w:t xml:space="preserve">   (9)</w:t>
+        <w:tab/>
+        <w:t xml:space="preserve">(9)</w:t>
       </w:r>
     </w:p>
     <w:p>
@@ -4678,8 +4804,11 @@
     </w:p>
     <w:p>
       <w:pPr>
+        <w:tabs>
+          <w:tab w:val="center" w:pos="4393"/>
+          <w:tab w:val="right" w:pos="8787"/>
+        </w:tabs>
         <w:spacing w:before="40" w:after="120"/>
-        <w:jc w:val="center"/>
       </w:pPr>
       <w:r>
         <w:rPr>
@@ -4689,6 +4818,16 @@
           <w:color w:val="305496"/>
           <w:sz w:val="22"/>
         </w:rPr>
+        <w:tab/>
+      </w:r>
+      <w:r>
+        <w:rPr>
+          <w:rFonts w:ascii="Arial" w:hAnsi="Arial" w:cs="Arial"/>
+          <w:b/>
+          <w:i/>
+          <w:color w:val="305496"/>
+          <w:sz w:val="22"/>
+        </w:rPr>
         <w:t xml:space="preserve">wd = 2·π/</w:t>
       </w:r>
       <w:r>
@@ -4751,7 +4890,8 @@
           <w:color w:val="305496"/>
           <w:sz w:val="22"/>
         </w:rPr>
-        <w:t xml:space="preserve">   (10)</w:t>
+        <w:tab/>
+        <w:t xml:space="preserve">(10)</w:t>
       </w:r>
     </w:p>
     <w:p>
@@ -4848,8 +4988,11 @@
     </w:p>
     <w:p>
       <w:pPr>
+        <w:tabs>
+          <w:tab w:val="center" w:pos="4393"/>
+          <w:tab w:val="right" w:pos="8787"/>
+        </w:tabs>
         <w:spacing w:before="40" w:after="120"/>
-        <w:jc w:val="center"/>
       </w:pPr>
       <w:r>
         <w:rPr>
@@ -4859,6 +5002,16 @@
           <w:color w:val="305496"/>
           <w:sz w:val="22"/>
         </w:rPr>
+        <w:tab/>
+      </w:r>
+      <w:r>
+        <w:rPr>
+          <w:rFonts w:ascii="Arial" w:hAnsi="Arial" w:cs="Arial"/>
+          <w:b/>
+          <w:i/>
+          <w:color w:val="305496"/>
+          <w:sz w:val="22"/>
+        </w:rPr>
         <w:t xml:space="preserve"/>
       </w:r>
       <w:r>
@@ -4900,7 +5053,8 @@
           <w:color w:val="305496"/>
           <w:sz w:val="22"/>
         </w:rPr>
-        <w:t xml:space="preserve">   (11)</w:t>
+        <w:tab/>
+        <w:t xml:space="preserve">(11)</w:t>
       </w:r>
     </w:p>
     <w:p>
@@ -4953,8 +5107,11 @@
     </w:p>
     <w:p>
       <w:pPr>
+        <w:tabs>
+          <w:tab w:val="center" w:pos="4393"/>
+          <w:tab w:val="right" w:pos="8787"/>
+        </w:tabs>
         <w:spacing w:before="40" w:after="120"/>
-        <w:jc w:val="center"/>
       </w:pPr>
       <w:r>
         <w:rPr>
@@ -4964,6 +5121,16 @@
           <w:color w:val="305496"/>
           <w:sz w:val="22"/>
         </w:rPr>
+        <w:tab/>
+      </w:r>
+      <w:r>
+        <w:rPr>
+          <w:rFonts w:ascii="Arial" w:hAnsi="Arial" w:cs="Arial"/>
+          <w:b/>
+          <w:i/>
+          <w:color w:val="305496"/>
+          <w:sz w:val="22"/>
+        </w:rPr>
         <w:t xml:space="preserve">z = -ln(0,25)/√(π</w:t>
       </w:r>
       <w:r>
@@ -5016,7 +5183,8 @@
           <w:color w:val="305496"/>
           <w:sz w:val="22"/>
         </w:rPr>
-        <w:t xml:space="preserve">   (12)</w:t>
+        <w:tab/>
+        <w:t xml:space="preserve">(12)</w:t>
       </w:r>
     </w:p>
     <w:p>
@@ -5051,8 +5219,11 @@
     </w:p>
     <w:p>
       <w:pPr>
+        <w:tabs>
+          <w:tab w:val="center" w:pos="4393"/>
+          <w:tab w:val="right" w:pos="8787"/>
+        </w:tabs>
         <w:spacing w:before="40" w:after="120"/>
-        <w:jc w:val="center"/>
       </w:pPr>
       <w:r>
         <w:rPr>
@@ -5062,6 +5233,16 @@
           <w:color w:val="305496"/>
           <w:sz w:val="22"/>
         </w:rPr>
+        <w:tab/>
+      </w:r>
+      <w:r>
+        <w:rPr>
+          <w:rFonts w:ascii="Arial" w:hAnsi="Arial" w:cs="Arial"/>
+          <w:b/>
+          <w:i/>
+          <w:color w:val="305496"/>
+          <w:sz w:val="22"/>
+        </w:rPr>
         <w:t xml:space="preserve"/>
       </w:r>
       <w:r>
@@ -5103,7 +5284,8 @@
           <w:color w:val="305496"/>
           <w:sz w:val="22"/>
         </w:rPr>
-        <w:t xml:space="preserve">   (13)</w:t>
+        <w:tab/>
+        <w:t xml:space="preserve">(13)</w:t>
       </w:r>
     </w:p>
     <w:p>
@@ -5147,8 +5329,11 @@
     </w:p>
     <w:p>
       <w:pPr>
+        <w:tabs>
+          <w:tab w:val="center" w:pos="4393"/>
+          <w:tab w:val="right" w:pos="8787"/>
+        </w:tabs>
         <w:spacing w:before="40" w:after="120"/>
-        <w:jc w:val="center"/>
       </w:pPr>
       <w:r>
         <w:rPr>
@@ -5158,6 +5343,16 @@
           <w:color w:val="305496"/>
           <w:sz w:val="22"/>
         </w:rPr>
+        <w:tab/>
+      </w:r>
+      <w:r>
+        <w:rPr>
+          <w:rFonts w:ascii="Arial" w:hAnsi="Arial" w:cs="Arial"/>
+          <w:b/>
+          <w:i/>
+          <w:color w:val="305496"/>
+          <w:sz w:val="22"/>
+        </w:rPr>
         <w:t xml:space="preserve">wd = 2·π/1,20 = 5,236 rad/s</w:t>
       </w:r>
       <w:r>
@@ -5168,7 +5363,8 @@
           <w:color w:val="305496"/>
           <w:sz w:val="22"/>
         </w:rPr>
-        <w:t xml:space="preserve">   (14)</w:t>
+        <w:tab/>
+        <w:t xml:space="preserve">(14)</w:t>
       </w:r>
     </w:p>
     <w:p>
@@ -5212,8 +5408,11 @@
     </w:p>
     <w:p>
       <w:pPr>
+        <w:tabs>
+          <w:tab w:val="center" w:pos="4393"/>
+          <w:tab w:val="right" w:pos="8787"/>
+        </w:tabs>
         <w:spacing w:before="40" w:after="120"/>
-        <w:jc w:val="center"/>
       </w:pPr>
       <w:r>
         <w:rPr>
@@ -5223,6 +5422,16 @@
           <w:color w:val="305496"/>
           <w:sz w:val="22"/>
         </w:rPr>
+        <w:tab/>
+      </w:r>
+      <w:r>
+        <w:rPr>
+          <w:rFonts w:ascii="Arial" w:hAnsi="Arial" w:cs="Arial"/>
+          <w:b/>
+          <w:i/>
+          <w:color w:val="305496"/>
+          <w:sz w:val="22"/>
+        </w:rPr>
         <w:t xml:space="preserve">wn = 5,236/√(1-0,404</w:t>
       </w:r>
       <w:r>
@@ -5254,7 +5463,8 @@
           <w:color w:val="305496"/>
           <w:sz w:val="22"/>
         </w:rPr>
-        <w:t xml:space="preserve">   (15)</w:t>
+        <w:tab/>
+        <w:t xml:space="preserve">(15)</w:t>
       </w:r>
     </w:p>
     <w:p>
@@ -5298,8 +5508,11 @@
     </w:p>
     <w:p>
       <w:pPr>
+        <w:tabs>
+          <w:tab w:val="center" w:pos="4393"/>
+          <w:tab w:val="right" w:pos="8787"/>
+        </w:tabs>
         <w:spacing w:before="40" w:after="120"/>
-        <w:jc w:val="center"/>
       </w:pPr>
       <w:r>
         <w:rPr>
@@ -5309,6 +5522,16 @@
           <w:color w:val="305496"/>
           <w:sz w:val="22"/>
         </w:rPr>
+        <w:tab/>
+      </w:r>
+      <w:r>
+        <w:rPr>
+          <w:rFonts w:ascii="Arial" w:hAnsi="Arial" w:cs="Arial"/>
+          <w:b/>
+          <w:i/>
+          <w:color w:val="305496"/>
+          <w:sz w:val="22"/>
+        </w:rPr>
         <w:t xml:space="preserve"/>
       </w:r>
       <w:r>
@@ -5350,7 +5573,8 @@
           <w:color w:val="305496"/>
           <w:sz w:val="22"/>
         </w:rPr>
-        <w:t xml:space="preserve">   (16)</w:t>
+        <w:tab/>
+        <w:t xml:space="preserve">(16)</w:t>
       </w:r>
     </w:p>
     <w:p>

--- a/Sistem-Kendali-Cerdas/Modul-Word/Modul-7-Membaca-Grafik-Keluaran-dan-Respons.docx
+++ b/Sistem-Kendali-Cerdas/Modul-Word/Modul-7-Membaca-Grafik-Keluaran-dan-Respons.docx
@@ -2578,17 +2578,66 @@
     </w:p>
     <w:p>
       <w:pPr>
-        <w:spacing w:line="360" w:lineRule="auto" w:after="120"/>
-        <w:jc w:val="both"/>
-      </w:pPr>
-      <w:r>
-        <w:rPr>
-          <w:rFonts w:ascii="Arial" w:hAnsi="Arial" w:cs="Arial"/>
-          <w:b w:val="0"/>
-          <w:i w:val="0"/>
-          <w:sz w:val="22"/>
-        </w:rPr>
-        <w:t xml:space="preserve">🔗 Modul Interaktif: https://dedik-romahadi.github.io/Mechanical-Engineering-Courses/Sistem-Kendali-Cerdas/Modul/Modul-7.html. Pada layar masuk, pilih tombol “👁️ Mode Preview (Tanpa Login)” untuk membaca seluruh materi tanpa perlu NIM dan PIN. Untuk mengerjakan Tugas dan Forum, masuk sebagai Mahasiswa memakai NIM dan PIN.</w:t>
+        <w:pBdr>
+          <w:top w:val="single" w:sz="6" w:space="10" w:color="BFE3D0"/>
+          <w:left w:val="single" w:sz="24" w:space="12" w:color="1F7A55"/>
+          <w:bottom w:val="single" w:sz="6" w:space="10" w:color="BFE3D0"/>
+          <w:right w:val="single" w:sz="6" w:space="10" w:color="BFE3D0"/>
+        </w:pBdr>
+        <w:shd w:val="clear" w:fill="F1FAF5"/>
+        <w:spacing w:before="140" w:after="60" w:line="264" w:lineRule="auto"/>
+        <w:ind w:left="170" w:right="170"/>
+        <w:jc w:val="left"/>
+      </w:pPr>
+      <w:r>
+        <w:rPr>
+          <w:rFonts w:ascii="Arial" w:hAnsi="Arial" w:cs="Arial"/>
+          <w:b/>
+          <w:i w:val="0"/>
+          <w:color w:val="1F7A55"/>
+          <w:sz w:val="17"/>
+          <w:spacing w:val="30"/>
+        </w:rPr>
+        <w:t xml:space="preserve">🔗 MODUL INTERAKTIF</w:t>
+      </w:r>
+      <w:r>
+        <w:br/>
+      </w:r>
+      <w:hyperlink r:id="rId19">
+        <w:r>
+          <w:rPr>
+            <w:rFonts w:ascii="Arial" w:hAnsi="Arial" w:cs="Arial"/>
+            <w:b/>
+            <w:color w:val="0563C1"/>
+            <w:sz w:val="20"/>
+            <w:u w:val="single"/>
+          </w:rPr>
+          <w:t xml:space="preserve">https://dedik-romahadi.github.io/Mechanical-Engineering-Courses/Sistem-Kendali-Cerdas/Modul/Modul-7.html</w:t>
+        </w:r>
+      </w:hyperlink>
+    </w:p>
+    <w:p>
+      <w:pPr>
+        <w:pBdr>
+          <w:top w:val="single" w:sz="6" w:space="10" w:color="BFE3D0"/>
+          <w:left w:val="single" w:sz="24" w:space="12" w:color="1F7A55"/>
+          <w:bottom w:val="single" w:sz="6" w:space="10" w:color="BFE3D0"/>
+          <w:right w:val="single" w:sz="6" w:space="10" w:color="BFE3D0"/>
+        </w:pBdr>
+        <w:shd w:val="clear" w:fill="F1FAF5"/>
+        <w:spacing w:before="0" w:after="140" w:line="264" w:lineRule="auto"/>
+        <w:ind w:left="170" w:right="170"/>
+        <w:jc w:val="left"/>
+      </w:pPr>
+      <w:r>
+        <w:rPr>
+          <w:rFonts w:ascii="Arial" w:hAnsi="Arial" w:cs="Arial"/>
+          <w:b w:val="0"/>
+          <w:i w:val="0"/>
+          <w:color w:val="44525F"/>
+          <w:sz w:val="19"/>
+        </w:rPr>
+        <w:t xml:space="preserve">Pada layar masuk, pilih tombol “👁️ Mode Preview (Tanpa Login)” untuk membaca seluruh materi tanpa perlu NIM dan PIN. Untuk mengerjakan Tugas dan Forum, masuk sebagai Mahasiswa memakai NIM dan PIN.</w:t>
       </w:r>
     </w:p>
     <w:p>
